--- a/lab2/Lab2.docx
+++ b/lab2/Lab2.docx
@@ -582,7 +582,6 @@
           <w:bCs/>
           <w:sz w:val="32"/>
           <w:szCs w:val="32"/>
-          <w:lang w:val="en-US"/>
         </w:rPr>
       </w:pPr>
       <w:r>
@@ -603,7 +602,6 @@
           <w:bCs/>
           <w:sz w:val="32"/>
           <w:szCs w:val="32"/>
-          <w:lang w:val="en-US"/>
         </w:rPr>
         <w:br/>
       </w:r>
@@ -661,13 +659,23 @@
           <w:szCs w:val="28"/>
         </w:rPr>
       </w:pPr>
-      <w:r>
-        <w:rPr>
-          <w:rFonts w:ascii="Times New Roman" w:hAnsi="Times New Roman" w:cs="Times New Roman"/>
-          <w:sz w:val="28"/>
-          <w:szCs w:val="28"/>
-        </w:rPr>
-        <w:t>an=(n!)22n2</w:t>
+      <w:proofErr w:type="spellStart"/>
+      <w:r>
+        <w:rPr>
+          <w:rFonts w:ascii="Times New Roman" w:hAnsi="Times New Roman" w:cs="Times New Roman"/>
+          <w:sz w:val="28"/>
+          <w:szCs w:val="28"/>
+        </w:rPr>
+        <w:t>an</w:t>
+      </w:r>
+      <w:proofErr w:type="spellEnd"/>
+      <w:r>
+        <w:rPr>
+          <w:rFonts w:ascii="Times New Roman" w:hAnsi="Times New Roman" w:cs="Times New Roman"/>
+          <w:sz w:val="28"/>
+          <w:szCs w:val="28"/>
+        </w:rPr>
+        <w:t>=(n!)22n2</w:t>
       </w:r>
       <w:r>
         <w:rPr>
@@ -758,6 +766,7 @@
         </w:rPr>
         <w:t>∣</w:t>
       </w:r>
+      <w:proofErr w:type="spellStart"/>
       <w:r>
         <w:rPr>
           <w:rFonts w:ascii="Times New Roman" w:hAnsi="Times New Roman" w:cs="Times New Roman"/>
@@ -766,6 +775,8 @@
         </w:rPr>
         <w:t>an</w:t>
       </w:r>
+      <w:proofErr w:type="spellEnd"/>
+      <w:proofErr w:type="gramStart"/>
       <w:r>
         <w:rPr>
           <w:rFonts w:ascii="Cambria Math" w:hAnsi="Cambria Math" w:cs="Cambria Math"/>
@@ -780,7 +791,17 @@
           <w:sz w:val="28"/>
           <w:szCs w:val="28"/>
         </w:rPr>
-        <w:t>&lt;ε</w:t>
+        <w:t>&lt;</w:t>
+      </w:r>
+      <w:proofErr w:type="spellStart"/>
+      <w:proofErr w:type="gramEnd"/>
+      <w:r>
+        <w:rPr>
+          <w:rFonts w:ascii="Times New Roman" w:hAnsi="Times New Roman" w:cs="Times New Roman"/>
+          <w:sz w:val="28"/>
+          <w:szCs w:val="28"/>
+        </w:rPr>
+        <w:t>ε</w:t>
       </w:r>
       <w:r>
         <w:rPr>
@@ -800,6 +821,7 @@
         </w:rPr>
         <w:t>an</w:t>
       </w:r>
+      <w:proofErr w:type="spellEnd"/>
       <w:r>
         <w:rPr>
           <w:rFonts w:ascii="Times New Roman" w:hAnsi="Times New Roman" w:cs="Times New Roman"/>
@@ -850,6 +872,7 @@
         </w:rPr>
         <w:t>∣</w:t>
       </w:r>
+      <w:proofErr w:type="spellStart"/>
       <w:r>
         <w:rPr>
           <w:rFonts w:ascii="Times New Roman" w:hAnsi="Times New Roman" w:cs="Times New Roman"/>
@@ -858,6 +881,7 @@
         </w:rPr>
         <w:t>an</w:t>
       </w:r>
+      <w:proofErr w:type="spellEnd"/>
       <w:r>
         <w:rPr>
           <w:rFonts w:ascii="Cambria Math" w:hAnsi="Cambria Math" w:cs="Cambria Math"/>
@@ -926,7 +950,6 @@
           <w:bCs/>
           <w:sz w:val="32"/>
           <w:szCs w:val="32"/>
-          <w:lang w:val="en-US"/>
         </w:rPr>
       </w:pPr>
       <w:r>
@@ -946,7 +969,6 @@
           <w:bCs/>
           <w:sz w:val="32"/>
           <w:szCs w:val="32"/>
-          <w:lang w:val="en-US"/>
         </w:rPr>
         <w:br/>
       </w:r>
@@ -965,7 +987,25 @@
           <w:sz w:val="28"/>
           <w:szCs w:val="28"/>
         </w:rPr>
-        <w:t>Для решения задачи необходимо вычислить сумму бесконечного ряда с заданной точностью. Прямое вычисление каждого члена по формуле an=(n!)22n2</w:t>
+        <w:t>Для решения задачи необходимо вычислить сумму бесконечного ряда с заданной точностью. Прямое вычисление каждого члена по формуле </w:t>
+      </w:r>
+      <w:proofErr w:type="spellStart"/>
+      <w:r>
+        <w:rPr>
+          <w:rFonts w:ascii="Times New Roman" w:hAnsi="Times New Roman" w:cs="Times New Roman"/>
+          <w:sz w:val="28"/>
+          <w:szCs w:val="28"/>
+        </w:rPr>
+        <w:t>an</w:t>
+      </w:r>
+      <w:proofErr w:type="spellEnd"/>
+      <w:r>
+        <w:rPr>
+          <w:rFonts w:ascii="Times New Roman" w:hAnsi="Times New Roman" w:cs="Times New Roman"/>
+          <w:sz w:val="28"/>
+          <w:szCs w:val="28"/>
+        </w:rPr>
+        <w:t>=(n!)22n2</w:t>
       </w:r>
       <w:r>
         <w:rPr>
@@ -1604,8 +1644,18 @@
           <w:sz w:val="28"/>
           <w:szCs w:val="28"/>
         </w:rPr>
-        <w:t>an+1=an</w:t>
-      </w:r>
+        <w:t>an+1=</w:t>
+      </w:r>
+      <w:proofErr w:type="spellStart"/>
+      <w:r>
+        <w:rPr>
+          <w:rFonts w:ascii="Times New Roman" w:hAnsi="Times New Roman" w:cs="Times New Roman"/>
+          <w:sz w:val="28"/>
+          <w:szCs w:val="28"/>
+        </w:rPr>
+        <w:t>an</w:t>
+      </w:r>
+      <w:proofErr w:type="spellEnd"/>
       <w:r>
         <w:rPr>
           <w:rFonts w:ascii="Cambria Math" w:hAnsi="Cambria Math" w:cs="Cambria Math"/>
@@ -1640,6 +1690,7 @@
         </w:rPr>
         <w:t>+1​=</w:t>
       </w:r>
+      <w:proofErr w:type="spellStart"/>
       <w:r>
         <w:rPr>
           <w:rFonts w:ascii="Times New Roman" w:hAnsi="Times New Roman" w:cs="Times New Roman"/>
@@ -1650,6 +1701,7 @@
         </w:rPr>
         <w:t>an</w:t>
       </w:r>
+      <w:proofErr w:type="spellEnd"/>
       <w:r>
         <w:rPr>
           <w:rFonts w:ascii="Times New Roman" w:hAnsi="Times New Roman" w:cs="Times New Roman"/>
@@ -1805,7 +1857,25 @@
           <w:sz w:val="28"/>
           <w:szCs w:val="28"/>
         </w:rPr>
-        <w:t> используется цикл с предусловием while. Это обусловлено тем, что проверять условие </w:t>
+        <w:t> используется цикл с предусловием </w:t>
+      </w:r>
+      <w:proofErr w:type="spellStart"/>
+      <w:r>
+        <w:rPr>
+          <w:rFonts w:ascii="Times New Roman" w:hAnsi="Times New Roman" w:cs="Times New Roman"/>
+          <w:sz w:val="28"/>
+          <w:szCs w:val="28"/>
+        </w:rPr>
+        <w:t>while</w:t>
+      </w:r>
+      <w:proofErr w:type="spellEnd"/>
+      <w:r>
+        <w:rPr>
+          <w:rFonts w:ascii="Times New Roman" w:hAnsi="Times New Roman" w:cs="Times New Roman"/>
+          <w:sz w:val="28"/>
+          <w:szCs w:val="28"/>
+        </w:rPr>
+        <w:t>. Это обусловлено тем, что проверять условие </w:t>
       </w:r>
       <w:r>
         <w:rPr>
@@ -1837,7 +1907,16 @@
           <w:sz w:val="28"/>
           <w:szCs w:val="28"/>
         </w:rPr>
-        <w:t>≥ε</w:t>
+        <w:t>≥</w:t>
+      </w:r>
+      <w:proofErr w:type="spellStart"/>
+      <w:r>
+        <w:rPr>
+          <w:rFonts w:ascii="Times New Roman" w:hAnsi="Times New Roman" w:cs="Times New Roman"/>
+          <w:sz w:val="28"/>
+          <w:szCs w:val="28"/>
+        </w:rPr>
+        <w:t>ε</w:t>
       </w:r>
       <w:r>
         <w:rPr>
@@ -1857,6 +1936,7 @@
         </w:rPr>
         <w:t>a</w:t>
       </w:r>
+      <w:proofErr w:type="spellEnd"/>
       <w:r>
         <w:rPr>
           <w:rFonts w:ascii="Cambria Math" w:hAnsi="Cambria Math" w:cs="Cambria Math"/>
@@ -1907,25 +1987,123 @@
           <w:sz w:val="28"/>
           <w:szCs w:val="28"/>
         </w:rPr>
-        <w:t> добавления члена в сумму. Если первый член окажется меньше точности, сумма должна остаться равной 0. Цикл do-while здесь не подходит, так как он выполнил бы тело хотя бы один раз. Цикл for возможен, но число итераций заранее неизвестно (зависит от точности), поэтому while является наиболее естественным выбором.</w:t>
-      </w:r>
-    </w:p>
-    <w:p>
-      <w:pPr>
-        <w:rPr>
-          <w:rFonts w:ascii="Times New Roman" w:hAnsi="Times New Roman" w:cs="Times New Roman"/>
-          <w:sz w:val="28"/>
-          <w:szCs w:val="28"/>
-          <w:lang w:val="en-US"/>
-        </w:rPr>
-      </w:pPr>
-      <w:r>
-        <w:rPr>
-          <w:rFonts w:ascii="Times New Roman" w:hAnsi="Times New Roman" w:cs="Times New Roman"/>
-          <w:sz w:val="28"/>
-          <w:szCs w:val="28"/>
-        </w:rPr>
-        <w:t>Также в теле цикла важен порядок операторов: сначала sum += a, затем n++, затем пересчёт a. Если пересчитать a до добавления в сумму, то последний член, который уже меньше ε</w:t>
+        <w:t> добавления члена в сумму. Если первый член окажется меньше точности, сумма должна остаться равной 0. Цикл </w:t>
+      </w:r>
+      <w:proofErr w:type="spellStart"/>
+      <w:r>
+        <w:rPr>
+          <w:rFonts w:ascii="Times New Roman" w:hAnsi="Times New Roman" w:cs="Times New Roman"/>
+          <w:sz w:val="28"/>
+          <w:szCs w:val="28"/>
+        </w:rPr>
+        <w:t>do-while</w:t>
+      </w:r>
+      <w:proofErr w:type="spellEnd"/>
+      <w:r>
+        <w:rPr>
+          <w:rFonts w:ascii="Times New Roman" w:hAnsi="Times New Roman" w:cs="Times New Roman"/>
+          <w:sz w:val="28"/>
+          <w:szCs w:val="28"/>
+        </w:rPr>
+        <w:t> здесь не подходит, так как он выполнил бы тело хотя бы один раз. Цикл </w:t>
+      </w:r>
+      <w:proofErr w:type="spellStart"/>
+      <w:r>
+        <w:rPr>
+          <w:rFonts w:ascii="Times New Roman" w:hAnsi="Times New Roman" w:cs="Times New Roman"/>
+          <w:sz w:val="28"/>
+          <w:szCs w:val="28"/>
+        </w:rPr>
+        <w:t>for</w:t>
+      </w:r>
+      <w:proofErr w:type="spellEnd"/>
+      <w:r>
+        <w:rPr>
+          <w:rFonts w:ascii="Times New Roman" w:hAnsi="Times New Roman" w:cs="Times New Roman"/>
+          <w:sz w:val="28"/>
+          <w:szCs w:val="28"/>
+        </w:rPr>
+        <w:t> возможен, но число итераций заранее неизвестно (зависит от точности), поэтому </w:t>
+      </w:r>
+      <w:proofErr w:type="spellStart"/>
+      <w:r>
+        <w:rPr>
+          <w:rFonts w:ascii="Times New Roman" w:hAnsi="Times New Roman" w:cs="Times New Roman"/>
+          <w:sz w:val="28"/>
+          <w:szCs w:val="28"/>
+        </w:rPr>
+        <w:t>while</w:t>
+      </w:r>
+      <w:proofErr w:type="spellEnd"/>
+      <w:r>
+        <w:rPr>
+          <w:rFonts w:ascii="Times New Roman" w:hAnsi="Times New Roman" w:cs="Times New Roman"/>
+          <w:sz w:val="28"/>
+          <w:szCs w:val="28"/>
+        </w:rPr>
+        <w:t> является наиболее естественным выбором.</w:t>
+      </w:r>
+    </w:p>
+    <w:p>
+      <w:pPr>
+        <w:rPr>
+          <w:rFonts w:ascii="Times New Roman" w:hAnsi="Times New Roman" w:cs="Times New Roman"/>
+          <w:sz w:val="28"/>
+          <w:szCs w:val="28"/>
+        </w:rPr>
+      </w:pPr>
+      <w:r>
+        <w:rPr>
+          <w:rFonts w:ascii="Times New Roman" w:hAnsi="Times New Roman" w:cs="Times New Roman"/>
+          <w:sz w:val="28"/>
+          <w:szCs w:val="28"/>
+        </w:rPr>
+        <w:t xml:space="preserve">Также в </w:t>
+      </w:r>
+      <w:proofErr w:type="gramStart"/>
+      <w:r>
+        <w:rPr>
+          <w:rFonts w:ascii="Times New Roman" w:hAnsi="Times New Roman" w:cs="Times New Roman"/>
+          <w:sz w:val="28"/>
+          <w:szCs w:val="28"/>
+        </w:rPr>
+        <w:t>теле цикла</w:t>
+      </w:r>
+      <w:proofErr w:type="gramEnd"/>
+      <w:r>
+        <w:rPr>
+          <w:rFonts w:ascii="Times New Roman" w:hAnsi="Times New Roman" w:cs="Times New Roman"/>
+          <w:sz w:val="28"/>
+          <w:szCs w:val="28"/>
+        </w:rPr>
+        <w:t xml:space="preserve"> важен порядок операторов: сначала </w:t>
+      </w:r>
+      <w:proofErr w:type="spellStart"/>
+      <w:r>
+        <w:rPr>
+          <w:rFonts w:ascii="Times New Roman" w:hAnsi="Times New Roman" w:cs="Times New Roman"/>
+          <w:sz w:val="28"/>
+          <w:szCs w:val="28"/>
+        </w:rPr>
+        <w:t>sum</w:t>
+      </w:r>
+      <w:proofErr w:type="spellEnd"/>
+      <w:r>
+        <w:rPr>
+          <w:rFonts w:ascii="Times New Roman" w:hAnsi="Times New Roman" w:cs="Times New Roman"/>
+          <w:sz w:val="28"/>
+          <w:szCs w:val="28"/>
+        </w:rPr>
+        <w:t xml:space="preserve"> += a, затем n++, затем пересчёт a. Если пересчитать a до добавления в сумму, то последний член, который уже меньше </w:t>
+      </w:r>
+      <w:proofErr w:type="spellStart"/>
+      <w:r>
+        <w:rPr>
+          <w:rFonts w:ascii="Times New Roman" w:hAnsi="Times New Roman" w:cs="Times New Roman"/>
+          <w:sz w:val="28"/>
+          <w:szCs w:val="28"/>
+        </w:rPr>
+        <w:t>ε</w:t>
       </w:r>
       <w:r>
         <w:rPr>
@@ -1937,6 +2115,7 @@
         </w:rPr>
         <w:t>ε</w:t>
       </w:r>
+      <w:proofErr w:type="spellEnd"/>
       <w:r>
         <w:rPr>
           <w:rFonts w:ascii="Times New Roman" w:hAnsi="Times New Roman" w:cs="Times New Roman"/>
@@ -1950,7 +2129,6 @@
           <w:rFonts w:ascii="Times New Roman" w:hAnsi="Times New Roman" w:cs="Times New Roman"/>
           <w:sz w:val="28"/>
           <w:szCs w:val="28"/>
-          <w:lang w:val="en-US"/>
         </w:rPr>
         <w:br/>
       </w:r>
@@ -1964,7 +2142,6 @@
           <w:bCs/>
           <w:sz w:val="32"/>
           <w:szCs w:val="32"/>
-          <w:lang w:val="en-US"/>
         </w:rPr>
       </w:pPr>
       <w:r>
@@ -1987,7 +2164,6 @@
           <w:bCs/>
           <w:sz w:val="32"/>
           <w:szCs w:val="32"/>
-          <w:lang w:val="en-US"/>
         </w:rPr>
       </w:pPr>
     </w:p>
@@ -2000,7 +2176,6 @@
           <w:bCs/>
           <w:sz w:val="32"/>
           <w:szCs w:val="32"/>
-          <w:lang w:val="en-US"/>
         </w:rPr>
       </w:pPr>
     </w:p>
@@ -2013,7 +2188,6 @@
           <w:bCs/>
           <w:sz w:val="32"/>
           <w:szCs w:val="32"/>
-          <w:lang w:val="en-US"/>
         </w:rPr>
       </w:pPr>
       <w:r>
@@ -2046,7 +2220,6 @@
           <w:bCs/>
           <w:sz w:val="32"/>
           <w:szCs w:val="32"/>
-          <w:lang w:val="en-US"/>
         </w:rPr>
         <w:br/>
       </w:r>
@@ -2150,7 +2323,6 @@
           <w:bCs/>
           <w:sz w:val="32"/>
           <w:szCs w:val="32"/>
-          <w:lang w:val="en-US"/>
         </w:rPr>
         <w:br/>
       </w:r>
@@ -2161,7 +2333,6 @@
           <w:bCs/>
           <w:sz w:val="32"/>
           <w:szCs w:val="32"/>
-          <w:lang w:val="en-US"/>
         </w:rPr>
         <w:br/>
       </w:r>
@@ -2228,7 +2399,7 @@
       <w:pPr>
         <w:jc w:val="center"/>
         <w:rPr>
-          <w:lang w:val="en-US"/>
+          <w:rFonts w:hint="eastAsia"/>
         </w:rPr>
       </w:pPr>
     </w:p>
@@ -2241,7 +2412,6 @@
           <w:bCs/>
           <w:sz w:val="32"/>
           <w:szCs w:val="32"/>
-          <w:lang w:val="en-US"/>
         </w:rPr>
       </w:pPr>
       <w:r>
@@ -2271,17 +2441,13 @@
         <w:jc w:val="center"/>
         <w:rPr>
           <w:rFonts w:ascii="Times New Roman" w:hAnsi="Times New Roman" w:cs="Times New Roman"/>
-          <w:b/>
-          <w:bCs/>
-          <w:sz w:val="28"/>
-          <w:szCs w:val="28"/>
-        </w:rPr>
-      </w:pPr>
-      <w:r>
-        <w:rPr>
-          <w:rFonts w:ascii="Times New Roman" w:hAnsi="Times New Roman" w:cs="Times New Roman"/>
-          <w:b/>
-          <w:bCs/>
+          <w:sz w:val="28"/>
+          <w:szCs w:val="28"/>
+        </w:rPr>
+      </w:pPr>
+      <w:r>
+        <w:rPr>
+          <w:rFonts w:ascii="Times New Roman" w:hAnsi="Times New Roman" w:cs="Times New Roman"/>
           <w:sz w:val="28"/>
           <w:szCs w:val="28"/>
         </w:rPr>
@@ -2290,8 +2456,6 @@
       <w:r>
         <w:rPr>
           <w:rFonts w:ascii="Times New Roman" w:hAnsi="Times New Roman" w:cs="Times New Roman"/>
-          <w:b/>
-          <w:bCs/>
           <w:sz w:val="28"/>
           <w:szCs w:val="28"/>
         </w:rPr>
@@ -2303,17 +2467,13 @@
         <w:jc w:val="center"/>
         <w:rPr>
           <w:rFonts w:ascii="Times New Roman" w:hAnsi="Times New Roman" w:cs="Times New Roman"/>
-          <w:b/>
-          <w:bCs/>
-          <w:sz w:val="28"/>
-          <w:szCs w:val="28"/>
-        </w:rPr>
-      </w:pPr>
-      <w:r>
-        <w:rPr>
-          <w:rFonts w:ascii="Times New Roman" w:hAnsi="Times New Roman" w:cs="Times New Roman"/>
-          <w:b/>
-          <w:bCs/>
+          <w:sz w:val="28"/>
+          <w:szCs w:val="28"/>
+        </w:rPr>
+      </w:pPr>
+      <w:r>
+        <w:rPr>
+          <w:rFonts w:ascii="Times New Roman" w:hAnsi="Times New Roman" w:cs="Times New Roman"/>
           <w:sz w:val="28"/>
           <w:szCs w:val="28"/>
         </w:rPr>
@@ -2322,8 +2482,6 @@
       <w:r>
         <w:rPr>
           <w:rFonts w:ascii="Times New Roman" w:hAnsi="Times New Roman" w:cs="Times New Roman"/>
-          <w:b/>
-          <w:bCs/>
           <w:i/>
           <w:iCs/>
           <w:sz w:val="28"/>
@@ -2334,18 +2492,32 @@
       <w:r>
         <w:rPr>
           <w:rFonts w:ascii="Times New Roman" w:hAnsi="Times New Roman" w:cs="Times New Roman"/>
-          <w:b/>
-          <w:bCs/>
-          <w:sz w:val="28"/>
-          <w:szCs w:val="28"/>
-        </w:rPr>
-        <w:t>=10−4. В программе используется цикл с предусловием while, который проверяет условие </w:t>
+          <w:sz w:val="28"/>
+          <w:szCs w:val="28"/>
+        </w:rPr>
+        <w:t>=10−4. В программе используется цикл с предусловием </w:t>
+      </w:r>
+      <w:proofErr w:type="spellStart"/>
+      <w:r>
+        <w:rPr>
+          <w:rFonts w:ascii="Times New Roman" w:hAnsi="Times New Roman" w:cs="Times New Roman"/>
+          <w:sz w:val="28"/>
+          <w:szCs w:val="28"/>
+        </w:rPr>
+        <w:t>while</w:t>
+      </w:r>
+      <w:proofErr w:type="spellEnd"/>
+      <w:r>
+        <w:rPr>
+          <w:rFonts w:ascii="Times New Roman" w:hAnsi="Times New Roman" w:cs="Times New Roman"/>
+          <w:sz w:val="28"/>
+          <w:szCs w:val="28"/>
+        </w:rPr>
+        <w:t>, который проверяет условие </w:t>
       </w:r>
       <w:r>
         <w:rPr>
           <w:rFonts w:ascii="Cambria Math" w:hAnsi="Cambria Math" w:cs="Cambria Math"/>
-          <w:b/>
-          <w:bCs/>
           <w:sz w:val="28"/>
           <w:szCs w:val="28"/>
         </w:rPr>
@@ -2354,8 +2526,6 @@
       <w:r>
         <w:rPr>
           <w:rFonts w:ascii="Times New Roman" w:hAnsi="Times New Roman" w:cs="Times New Roman"/>
-          <w:b/>
-          <w:bCs/>
           <w:sz w:val="28"/>
           <w:szCs w:val="28"/>
         </w:rPr>
@@ -2364,8 +2534,6 @@
       <w:r>
         <w:rPr>
           <w:rFonts w:ascii="Cambria Math" w:hAnsi="Cambria Math" w:cs="Cambria Math"/>
-          <w:b/>
-          <w:bCs/>
           <w:sz w:val="28"/>
           <w:szCs w:val="28"/>
         </w:rPr>
@@ -2374,18 +2542,23 @@
       <w:r>
         <w:rPr>
           <w:rFonts w:ascii="Times New Roman" w:hAnsi="Times New Roman" w:cs="Times New Roman"/>
-          <w:b/>
-          <w:bCs/>
-          <w:sz w:val="28"/>
-          <w:szCs w:val="28"/>
-        </w:rPr>
-        <w:t>≥ε</w:t>
+          <w:sz w:val="28"/>
+          <w:szCs w:val="28"/>
+        </w:rPr>
+        <w:t>≥</w:t>
+      </w:r>
+      <w:proofErr w:type="spellStart"/>
+      <w:r>
+        <w:rPr>
+          <w:rFonts w:ascii="Times New Roman" w:hAnsi="Times New Roman" w:cs="Times New Roman"/>
+          <w:sz w:val="28"/>
+          <w:szCs w:val="28"/>
+        </w:rPr>
+        <w:t>ε</w:t>
       </w:r>
       <w:r>
         <w:rPr>
           <w:rFonts w:ascii="Cambria Math" w:hAnsi="Cambria Math" w:cs="Cambria Math"/>
-          <w:b/>
-          <w:bCs/>
           <w:sz w:val="28"/>
           <w:szCs w:val="28"/>
         </w:rPr>
@@ -2394,8 +2567,6 @@
       <w:r>
         <w:rPr>
           <w:rFonts w:ascii="Times New Roman" w:hAnsi="Times New Roman" w:cs="Times New Roman"/>
-          <w:b/>
-          <w:bCs/>
           <w:i/>
           <w:iCs/>
           <w:sz w:val="28"/>
@@ -2403,11 +2574,10 @@
         </w:rPr>
         <w:t>a</w:t>
       </w:r>
+      <w:proofErr w:type="spellEnd"/>
       <w:r>
         <w:rPr>
           <w:rFonts w:ascii="Cambria Math" w:hAnsi="Cambria Math" w:cs="Cambria Math"/>
-          <w:b/>
-          <w:bCs/>
           <w:sz w:val="28"/>
           <w:szCs w:val="28"/>
         </w:rPr>
@@ -2416,8 +2586,6 @@
       <w:r>
         <w:rPr>
           <w:rFonts w:ascii="Times New Roman" w:hAnsi="Times New Roman" w:cs="Times New Roman"/>
-          <w:b/>
-          <w:bCs/>
           <w:sz w:val="28"/>
           <w:szCs w:val="28"/>
         </w:rPr>
@@ -2426,8 +2594,6 @@
       <w:r>
         <w:rPr>
           <w:rFonts w:ascii="Times New Roman" w:hAnsi="Times New Roman" w:cs="Times New Roman"/>
-          <w:b/>
-          <w:bCs/>
           <w:i/>
           <w:iCs/>
           <w:sz w:val="28"/>
@@ -2438,8 +2604,6 @@
       <w:r>
         <w:rPr>
           <w:rFonts w:ascii="Times New Roman" w:hAnsi="Times New Roman" w:cs="Times New Roman"/>
-          <w:b/>
-          <w:bCs/>
           <w:sz w:val="28"/>
           <w:szCs w:val="28"/>
         </w:rPr>
@@ -2451,17 +2615,13 @@
         <w:jc w:val="center"/>
         <w:rPr>
           <w:rFonts w:ascii="Times New Roman" w:hAnsi="Times New Roman" w:cs="Times New Roman"/>
-          <w:b/>
-          <w:bCs/>
-          <w:sz w:val="28"/>
-          <w:szCs w:val="28"/>
-        </w:rPr>
-      </w:pPr>
-      <w:r>
-        <w:rPr>
-          <w:rFonts w:ascii="Times New Roman" w:hAnsi="Times New Roman" w:cs="Times New Roman"/>
-          <w:b/>
-          <w:bCs/>
+          <w:sz w:val="28"/>
+          <w:szCs w:val="28"/>
+        </w:rPr>
+      </w:pPr>
+      <w:r>
+        <w:rPr>
+          <w:rFonts w:ascii="Times New Roman" w:hAnsi="Times New Roman" w:cs="Times New Roman"/>
           <w:sz w:val="28"/>
           <w:szCs w:val="28"/>
         </w:rPr>
@@ -2470,8 +2630,6 @@
       <w:r>
         <w:rPr>
           <w:rFonts w:ascii="Times New Roman" w:hAnsi="Times New Roman" w:cs="Times New Roman"/>
-          <w:b/>
-          <w:bCs/>
           <w:i/>
           <w:iCs/>
           <w:sz w:val="28"/>
@@ -2482,8 +2640,6 @@
       <w:r>
         <w:rPr>
           <w:rFonts w:ascii="Times New Roman" w:hAnsi="Times New Roman" w:cs="Times New Roman"/>
-          <w:b/>
-          <w:bCs/>
           <w:sz w:val="28"/>
           <w:szCs w:val="28"/>
         </w:rPr>
@@ -2492,8 +2648,6 @@
       <w:r>
         <w:rPr>
           <w:rFonts w:ascii="Times New Roman" w:hAnsi="Times New Roman" w:cs="Times New Roman"/>
-          <w:b/>
-          <w:bCs/>
           <w:i/>
           <w:iCs/>
           <w:sz w:val="28"/>
@@ -2504,8 +2658,6 @@
       <w:r>
         <w:rPr>
           <w:rFonts w:ascii="Times New Roman" w:hAnsi="Times New Roman" w:cs="Times New Roman"/>
-          <w:b/>
-          <w:bCs/>
           <w:sz w:val="28"/>
           <w:szCs w:val="28"/>
         </w:rPr>
@@ -2514,8 +2666,6 @@
       <w:r>
         <w:rPr>
           <w:rFonts w:ascii="Times New Roman" w:hAnsi="Times New Roman" w:cs="Times New Roman"/>
-          <w:b/>
-          <w:bCs/>
           <w:i/>
           <w:iCs/>
           <w:sz w:val="28"/>
@@ -2526,8 +2676,6 @@
       <w:r>
         <w:rPr>
           <w:rFonts w:ascii="Times New Roman" w:hAnsi="Times New Roman" w:cs="Times New Roman"/>
-          <w:b/>
-          <w:bCs/>
           <w:sz w:val="28"/>
           <w:szCs w:val="28"/>
         </w:rPr>
@@ -2539,17 +2687,13 @@
         <w:jc w:val="center"/>
         <w:rPr>
           <w:rFonts w:ascii="Times New Roman" w:hAnsi="Times New Roman" w:cs="Times New Roman"/>
-          <w:b/>
-          <w:bCs/>
-          <w:sz w:val="28"/>
-          <w:szCs w:val="28"/>
-        </w:rPr>
-      </w:pPr>
-      <w:r>
-        <w:rPr>
-          <w:rFonts w:ascii="Times New Roman" w:hAnsi="Times New Roman" w:cs="Times New Roman"/>
-          <w:b/>
-          <w:bCs/>
+          <w:sz w:val="28"/>
+          <w:szCs w:val="28"/>
+        </w:rPr>
+      </w:pPr>
+      <w:r>
+        <w:rPr>
+          <w:rFonts w:ascii="Times New Roman" w:hAnsi="Times New Roman" w:cs="Times New Roman"/>
           <w:sz w:val="28"/>
           <w:szCs w:val="28"/>
         </w:rPr>
@@ -2568,10 +2712,10 @@
         <w:tblLook w:val="04A0" w:firstRow="1" w:lastRow="0" w:firstColumn="1" w:lastColumn="0" w:noHBand="0" w:noVBand="1"/>
       </w:tblPr>
       <w:tblGrid>
-        <w:gridCol w:w="815"/>
+        <w:gridCol w:w="762"/>
         <w:gridCol w:w="1810"/>
-        <w:gridCol w:w="3039"/>
-        <w:gridCol w:w="3100"/>
+        <w:gridCol w:w="2839"/>
+        <w:gridCol w:w="2899"/>
       </w:tblGrid>
       <w:tr>
         <w:trPr>
@@ -2597,8 +2741,6 @@
               <w:jc w:val="center"/>
               <w:rPr>
                 <w:rFonts w:ascii="Times New Roman" w:hAnsi="Times New Roman" w:cs="Times New Roman"/>
-                <w:b/>
-                <w:bCs/>
                 <w:sz w:val="28"/>
                 <w:szCs w:val="28"/>
               </w:rPr>
@@ -2606,8 +2748,6 @@
             <w:r>
               <w:rPr>
                 <w:rFonts w:ascii="Times New Roman" w:hAnsi="Times New Roman" w:cs="Times New Roman"/>
-                <w:b/>
-                <w:bCs/>
                 <w:sz w:val="28"/>
                 <w:szCs w:val="28"/>
               </w:rPr>
@@ -2635,17 +2775,14 @@
               <w:jc w:val="center"/>
               <w:rPr>
                 <w:rFonts w:ascii="Times New Roman" w:hAnsi="Times New Roman" w:cs="Times New Roman"/>
-                <w:b/>
-                <w:bCs/>
                 <w:sz w:val="28"/>
                 <w:szCs w:val="28"/>
               </w:rPr>
             </w:pPr>
+            <w:proofErr w:type="spellStart"/>
             <w:r>
               <w:rPr>
                 <w:rFonts w:ascii="Times New Roman" w:hAnsi="Times New Roman" w:cs="Times New Roman"/>
-                <w:b/>
-                <w:bCs/>
                 <w:sz w:val="28"/>
                 <w:szCs w:val="28"/>
               </w:rPr>
@@ -2654,8 +2791,6 @@
             <w:r>
               <w:rPr>
                 <w:rFonts w:ascii="Times New Roman" w:hAnsi="Times New Roman" w:cs="Times New Roman"/>
-                <w:b/>
-                <w:bCs/>
                 <w:i/>
                 <w:iCs/>
                 <w:sz w:val="28"/>
@@ -2663,11 +2798,10 @@
               </w:rPr>
               <w:t>an</w:t>
             </w:r>
+            <w:proofErr w:type="spellEnd"/>
             <w:r>
               <w:rPr>
                 <w:rFonts w:ascii="Times New Roman" w:hAnsi="Times New Roman" w:cs="Times New Roman"/>
-                <w:b/>
-                <w:bCs/>
                 <w:sz w:val="28"/>
                 <w:szCs w:val="28"/>
               </w:rPr>
@@ -2695,8 +2829,6 @@
               <w:jc w:val="center"/>
               <w:rPr>
                 <w:rFonts w:ascii="Times New Roman" w:hAnsi="Times New Roman" w:cs="Times New Roman"/>
-                <w:b/>
-                <w:bCs/>
                 <w:sz w:val="28"/>
                 <w:szCs w:val="28"/>
               </w:rPr>
@@ -2704,8 +2836,6 @@
             <w:r>
               <w:rPr>
                 <w:rFonts w:ascii="Times New Roman" w:hAnsi="Times New Roman" w:cs="Times New Roman"/>
-                <w:b/>
-                <w:bCs/>
                 <w:sz w:val="28"/>
                 <w:szCs w:val="28"/>
               </w:rPr>
@@ -2733,8 +2863,6 @@
               <w:jc w:val="center"/>
               <w:rPr>
                 <w:rFonts w:ascii="Times New Roman" w:hAnsi="Times New Roman" w:cs="Times New Roman"/>
-                <w:b/>
-                <w:bCs/>
                 <w:sz w:val="28"/>
                 <w:szCs w:val="28"/>
               </w:rPr>
@@ -2742,18 +2870,23 @@
             <w:r>
               <w:rPr>
                 <w:rFonts w:ascii="Times New Roman" w:hAnsi="Times New Roman" w:cs="Times New Roman"/>
-                <w:b/>
-                <w:bCs/>
-                <w:sz w:val="28"/>
-                <w:szCs w:val="28"/>
-              </w:rPr>
-              <w:t>Проверка an≥ε</w:t>
+                <w:sz w:val="28"/>
+                <w:szCs w:val="28"/>
+              </w:rPr>
+              <w:t>Проверка </w:t>
+            </w:r>
+            <w:proofErr w:type="spellStart"/>
+            <w:r>
+              <w:rPr>
+                <w:rFonts w:ascii="Times New Roman" w:hAnsi="Times New Roman" w:cs="Times New Roman"/>
+                <w:sz w:val="28"/>
+                <w:szCs w:val="28"/>
+              </w:rPr>
+              <w:t>an≥ε</w:t>
             </w:r>
             <w:r>
               <w:rPr>
                 <w:rFonts w:ascii="Times New Roman" w:hAnsi="Times New Roman" w:cs="Times New Roman"/>
-                <w:b/>
-                <w:bCs/>
                 <w:i/>
                 <w:iCs/>
                 <w:sz w:val="28"/>
@@ -2761,11 +2894,10 @@
               </w:rPr>
               <w:t>an</w:t>
             </w:r>
+            <w:proofErr w:type="spellEnd"/>
             <w:r>
               <w:rPr>
                 <w:rFonts w:ascii="Times New Roman" w:hAnsi="Times New Roman" w:cs="Times New Roman"/>
-                <w:b/>
-                <w:bCs/>
                 <w:sz w:val="28"/>
                 <w:szCs w:val="28"/>
               </w:rPr>
@@ -2774,8 +2906,6 @@
             <w:r>
               <w:rPr>
                 <w:rFonts w:ascii="Times New Roman" w:hAnsi="Times New Roman" w:cs="Times New Roman"/>
-                <w:b/>
-                <w:bCs/>
                 <w:i/>
                 <w:iCs/>
                 <w:sz w:val="28"/>
@@ -2804,8 +2934,6 @@
               <w:jc w:val="center"/>
               <w:rPr>
                 <w:rFonts w:ascii="Times New Roman" w:hAnsi="Times New Roman" w:cs="Times New Roman"/>
-                <w:b/>
-                <w:bCs/>
                 <w:sz w:val="28"/>
                 <w:szCs w:val="28"/>
               </w:rPr>
@@ -2813,8 +2941,6 @@
             <w:r>
               <w:rPr>
                 <w:rFonts w:ascii="Times New Roman" w:hAnsi="Times New Roman" w:cs="Times New Roman"/>
-                <w:b/>
-                <w:bCs/>
                 <w:sz w:val="28"/>
                 <w:szCs w:val="28"/>
               </w:rPr>
@@ -2839,8 +2965,6 @@
               <w:jc w:val="center"/>
               <w:rPr>
                 <w:rFonts w:ascii="Times New Roman" w:hAnsi="Times New Roman" w:cs="Times New Roman"/>
-                <w:b/>
-                <w:bCs/>
                 <w:sz w:val="28"/>
                 <w:szCs w:val="28"/>
               </w:rPr>
@@ -2848,8 +2972,6 @@
             <w:r>
               <w:rPr>
                 <w:rFonts w:ascii="Times New Roman" w:hAnsi="Times New Roman" w:cs="Times New Roman"/>
-                <w:b/>
-                <w:bCs/>
                 <w:sz w:val="28"/>
                 <w:szCs w:val="28"/>
               </w:rPr>
@@ -2874,8 +2996,6 @@
               <w:jc w:val="center"/>
               <w:rPr>
                 <w:rFonts w:ascii="Times New Roman" w:hAnsi="Times New Roman" w:cs="Times New Roman"/>
-                <w:b/>
-                <w:bCs/>
                 <w:sz w:val="28"/>
                 <w:szCs w:val="28"/>
               </w:rPr>
@@ -2883,8 +3003,6 @@
             <w:r>
               <w:rPr>
                 <w:rFonts w:ascii="Times New Roman" w:hAnsi="Times New Roman" w:cs="Times New Roman"/>
-                <w:b/>
-                <w:bCs/>
                 <w:sz w:val="28"/>
                 <w:szCs w:val="28"/>
               </w:rPr>
@@ -2909,8 +3027,6 @@
               <w:jc w:val="center"/>
               <w:rPr>
                 <w:rFonts w:ascii="Times New Roman" w:hAnsi="Times New Roman" w:cs="Times New Roman"/>
-                <w:b/>
-                <w:bCs/>
                 <w:sz w:val="28"/>
                 <w:szCs w:val="28"/>
               </w:rPr>
@@ -2918,8 +3034,6 @@
             <w:r>
               <w:rPr>
                 <w:rFonts w:ascii="Times New Roman" w:hAnsi="Times New Roman" w:cs="Times New Roman"/>
-                <w:b/>
-                <w:bCs/>
                 <w:sz w:val="28"/>
                 <w:szCs w:val="28"/>
               </w:rPr>
@@ -2946,8 +3060,6 @@
               <w:jc w:val="center"/>
               <w:rPr>
                 <w:rFonts w:ascii="Times New Roman" w:hAnsi="Times New Roman" w:cs="Times New Roman"/>
-                <w:b/>
-                <w:bCs/>
                 <w:sz w:val="28"/>
                 <w:szCs w:val="28"/>
               </w:rPr>
@@ -2955,8 +3067,6 @@
             <w:r>
               <w:rPr>
                 <w:rFonts w:ascii="Times New Roman" w:hAnsi="Times New Roman" w:cs="Times New Roman"/>
-                <w:b/>
-                <w:bCs/>
                 <w:sz w:val="28"/>
                 <w:szCs w:val="28"/>
               </w:rPr>
@@ -2981,8 +3091,6 @@
               <w:jc w:val="center"/>
               <w:rPr>
                 <w:rFonts w:ascii="Times New Roman" w:hAnsi="Times New Roman" w:cs="Times New Roman"/>
-                <w:b/>
-                <w:bCs/>
                 <w:sz w:val="28"/>
                 <w:szCs w:val="28"/>
               </w:rPr>
@@ -2990,8 +3098,6 @@
             <w:r>
               <w:rPr>
                 <w:rFonts w:ascii="Times New Roman" w:hAnsi="Times New Roman" w:cs="Times New Roman"/>
-                <w:b/>
-                <w:bCs/>
                 <w:sz w:val="28"/>
                 <w:szCs w:val="28"/>
               </w:rPr>
@@ -3016,8 +3122,6 @@
               <w:jc w:val="center"/>
               <w:rPr>
                 <w:rFonts w:ascii="Times New Roman" w:hAnsi="Times New Roman" w:cs="Times New Roman"/>
-                <w:b/>
-                <w:bCs/>
                 <w:sz w:val="28"/>
                 <w:szCs w:val="28"/>
               </w:rPr>
@@ -3025,8 +3129,6 @@
             <w:r>
               <w:rPr>
                 <w:rFonts w:ascii="Times New Roman" w:hAnsi="Times New Roman" w:cs="Times New Roman"/>
-                <w:b/>
-                <w:bCs/>
                 <w:sz w:val="28"/>
                 <w:szCs w:val="28"/>
               </w:rPr>
@@ -3051,8 +3153,6 @@
               <w:jc w:val="center"/>
               <w:rPr>
                 <w:rFonts w:ascii="Times New Roman" w:hAnsi="Times New Roman" w:cs="Times New Roman"/>
-                <w:b/>
-                <w:bCs/>
                 <w:sz w:val="28"/>
                 <w:szCs w:val="28"/>
               </w:rPr>
@@ -3060,8 +3160,6 @@
             <w:r>
               <w:rPr>
                 <w:rFonts w:ascii="Times New Roman" w:hAnsi="Times New Roman" w:cs="Times New Roman"/>
-                <w:b/>
-                <w:bCs/>
                 <w:sz w:val="28"/>
                 <w:szCs w:val="28"/>
               </w:rPr>
@@ -3088,8 +3186,6 @@
               <w:jc w:val="center"/>
               <w:rPr>
                 <w:rFonts w:ascii="Times New Roman" w:hAnsi="Times New Roman" w:cs="Times New Roman"/>
-                <w:b/>
-                <w:bCs/>
                 <w:sz w:val="28"/>
                 <w:szCs w:val="28"/>
               </w:rPr>
@@ -3097,8 +3193,6 @@
             <w:r>
               <w:rPr>
                 <w:rFonts w:ascii="Times New Roman" w:hAnsi="Times New Roman" w:cs="Times New Roman"/>
-                <w:b/>
-                <w:bCs/>
                 <w:sz w:val="28"/>
                 <w:szCs w:val="28"/>
               </w:rPr>
@@ -3123,8 +3217,6 @@
               <w:jc w:val="center"/>
               <w:rPr>
                 <w:rFonts w:ascii="Times New Roman" w:hAnsi="Times New Roman" w:cs="Times New Roman"/>
-                <w:b/>
-                <w:bCs/>
                 <w:sz w:val="28"/>
                 <w:szCs w:val="28"/>
               </w:rPr>
@@ -3132,8 +3224,6 @@
             <w:r>
               <w:rPr>
                 <w:rFonts w:ascii="Times New Roman" w:hAnsi="Times New Roman" w:cs="Times New Roman"/>
-                <w:b/>
-                <w:bCs/>
                 <w:sz w:val="28"/>
                 <w:szCs w:val="28"/>
               </w:rPr>
@@ -3158,8 +3248,6 @@
               <w:jc w:val="center"/>
               <w:rPr>
                 <w:rFonts w:ascii="Times New Roman" w:hAnsi="Times New Roman" w:cs="Times New Roman"/>
-                <w:b/>
-                <w:bCs/>
                 <w:sz w:val="28"/>
                 <w:szCs w:val="28"/>
               </w:rPr>
@@ -3167,8 +3255,6 @@
             <w:r>
               <w:rPr>
                 <w:rFonts w:ascii="Times New Roman" w:hAnsi="Times New Roman" w:cs="Times New Roman"/>
-                <w:b/>
-                <w:bCs/>
                 <w:sz w:val="28"/>
                 <w:szCs w:val="28"/>
               </w:rPr>
@@ -3193,8 +3279,6 @@
               <w:jc w:val="center"/>
               <w:rPr>
                 <w:rFonts w:ascii="Times New Roman" w:hAnsi="Times New Roman" w:cs="Times New Roman"/>
-                <w:b/>
-                <w:bCs/>
                 <w:sz w:val="28"/>
                 <w:szCs w:val="28"/>
               </w:rPr>
@@ -3202,8 +3286,6 @@
             <w:r>
               <w:rPr>
                 <w:rFonts w:ascii="Times New Roman" w:hAnsi="Times New Roman" w:cs="Times New Roman"/>
-                <w:b/>
-                <w:bCs/>
                 <w:sz w:val="28"/>
                 <w:szCs w:val="28"/>
               </w:rPr>
@@ -3230,8 +3312,6 @@
               <w:jc w:val="center"/>
               <w:rPr>
                 <w:rFonts w:ascii="Times New Roman" w:hAnsi="Times New Roman" w:cs="Times New Roman"/>
-                <w:b/>
-                <w:bCs/>
                 <w:sz w:val="28"/>
                 <w:szCs w:val="28"/>
               </w:rPr>
@@ -3239,8 +3319,6 @@
             <w:r>
               <w:rPr>
                 <w:rFonts w:ascii="Times New Roman" w:hAnsi="Times New Roman" w:cs="Times New Roman"/>
-                <w:b/>
-                <w:bCs/>
                 <w:sz w:val="28"/>
                 <w:szCs w:val="28"/>
               </w:rPr>
@@ -3265,8 +3343,6 @@
               <w:jc w:val="center"/>
               <w:rPr>
                 <w:rFonts w:ascii="Times New Roman" w:hAnsi="Times New Roman" w:cs="Times New Roman"/>
-                <w:b/>
-                <w:bCs/>
                 <w:sz w:val="28"/>
                 <w:szCs w:val="28"/>
               </w:rPr>
@@ -3274,8 +3350,6 @@
             <w:r>
               <w:rPr>
                 <w:rFonts w:ascii="Times New Roman" w:hAnsi="Times New Roman" w:cs="Times New Roman"/>
-                <w:b/>
-                <w:bCs/>
                 <w:sz w:val="28"/>
                 <w:szCs w:val="28"/>
               </w:rPr>
@@ -3300,8 +3374,6 @@
               <w:jc w:val="center"/>
               <w:rPr>
                 <w:rFonts w:ascii="Times New Roman" w:hAnsi="Times New Roman" w:cs="Times New Roman"/>
-                <w:b/>
-                <w:bCs/>
                 <w:sz w:val="28"/>
                 <w:szCs w:val="28"/>
               </w:rPr>
@@ -3309,8 +3381,6 @@
             <w:r>
               <w:rPr>
                 <w:rFonts w:ascii="Times New Roman" w:hAnsi="Times New Roman" w:cs="Times New Roman"/>
-                <w:b/>
-                <w:bCs/>
                 <w:sz w:val="28"/>
                 <w:szCs w:val="28"/>
               </w:rPr>
@@ -3335,8 +3405,6 @@
               <w:jc w:val="center"/>
               <w:rPr>
                 <w:rFonts w:ascii="Times New Roman" w:hAnsi="Times New Roman" w:cs="Times New Roman"/>
-                <w:b/>
-                <w:bCs/>
                 <w:sz w:val="28"/>
                 <w:szCs w:val="28"/>
               </w:rPr>
@@ -3344,8 +3412,6 @@
             <w:r>
               <w:rPr>
                 <w:rFonts w:ascii="Times New Roman" w:hAnsi="Times New Roman" w:cs="Times New Roman"/>
-                <w:b/>
-                <w:bCs/>
                 <w:sz w:val="28"/>
                 <w:szCs w:val="28"/>
               </w:rPr>
@@ -3372,8 +3438,6 @@
               <w:jc w:val="center"/>
               <w:rPr>
                 <w:rFonts w:ascii="Times New Roman" w:hAnsi="Times New Roman" w:cs="Times New Roman"/>
-                <w:b/>
-                <w:bCs/>
                 <w:sz w:val="28"/>
                 <w:szCs w:val="28"/>
               </w:rPr>
@@ -3381,8 +3445,6 @@
             <w:r>
               <w:rPr>
                 <w:rFonts w:ascii="Times New Roman" w:hAnsi="Times New Roman" w:cs="Times New Roman"/>
-                <w:b/>
-                <w:bCs/>
                 <w:sz w:val="28"/>
                 <w:szCs w:val="28"/>
               </w:rPr>
@@ -3407,8 +3469,6 @@
               <w:jc w:val="center"/>
               <w:rPr>
                 <w:rFonts w:ascii="Times New Roman" w:hAnsi="Times New Roman" w:cs="Times New Roman"/>
-                <w:b/>
-                <w:bCs/>
                 <w:sz w:val="28"/>
                 <w:szCs w:val="28"/>
               </w:rPr>
@@ -3416,8 +3476,6 @@
             <w:r>
               <w:rPr>
                 <w:rFonts w:ascii="Times New Roman" w:hAnsi="Times New Roman" w:cs="Times New Roman"/>
-                <w:b/>
-                <w:bCs/>
                 <w:sz w:val="28"/>
                 <w:szCs w:val="28"/>
               </w:rPr>
@@ -3442,8 +3500,6 @@
               <w:jc w:val="center"/>
               <w:rPr>
                 <w:rFonts w:ascii="Times New Roman" w:hAnsi="Times New Roman" w:cs="Times New Roman"/>
-                <w:b/>
-                <w:bCs/>
                 <w:sz w:val="28"/>
                 <w:szCs w:val="28"/>
               </w:rPr>
@@ -3451,8 +3507,6 @@
             <w:r>
               <w:rPr>
                 <w:rFonts w:ascii="Times New Roman" w:hAnsi="Times New Roman" w:cs="Times New Roman"/>
-                <w:b/>
-                <w:bCs/>
                 <w:sz w:val="28"/>
                 <w:szCs w:val="28"/>
               </w:rPr>
@@ -3477,8 +3531,6 @@
               <w:jc w:val="center"/>
               <w:rPr>
                 <w:rFonts w:ascii="Times New Roman" w:hAnsi="Times New Roman" w:cs="Times New Roman"/>
-                <w:b/>
-                <w:bCs/>
                 <w:sz w:val="28"/>
                 <w:szCs w:val="28"/>
               </w:rPr>
@@ -3486,8 +3538,6 @@
             <w:r>
               <w:rPr>
                 <w:rFonts w:ascii="Times New Roman" w:hAnsi="Times New Roman" w:cs="Times New Roman"/>
-                <w:b/>
-                <w:bCs/>
                 <w:sz w:val="28"/>
                 <w:szCs w:val="28"/>
               </w:rPr>
@@ -3514,8 +3564,6 @@
               <w:jc w:val="center"/>
               <w:rPr>
                 <w:rFonts w:ascii="Times New Roman" w:hAnsi="Times New Roman" w:cs="Times New Roman"/>
-                <w:b/>
-                <w:bCs/>
                 <w:sz w:val="28"/>
                 <w:szCs w:val="28"/>
               </w:rPr>
@@ -3523,8 +3571,6 @@
             <w:r>
               <w:rPr>
                 <w:rFonts w:ascii="Times New Roman" w:hAnsi="Times New Roman" w:cs="Times New Roman"/>
-                <w:b/>
-                <w:bCs/>
                 <w:sz w:val="28"/>
                 <w:szCs w:val="28"/>
               </w:rPr>
@@ -3549,8 +3595,6 @@
               <w:jc w:val="center"/>
               <w:rPr>
                 <w:rFonts w:ascii="Times New Roman" w:hAnsi="Times New Roman" w:cs="Times New Roman"/>
-                <w:b/>
-                <w:bCs/>
                 <w:sz w:val="28"/>
                 <w:szCs w:val="28"/>
               </w:rPr>
@@ -3558,8 +3602,6 @@
             <w:r>
               <w:rPr>
                 <w:rFonts w:ascii="Times New Roman" w:hAnsi="Times New Roman" w:cs="Times New Roman"/>
-                <w:b/>
-                <w:bCs/>
                 <w:sz w:val="28"/>
                 <w:szCs w:val="28"/>
               </w:rPr>
@@ -3584,8 +3626,6 @@
               <w:jc w:val="center"/>
               <w:rPr>
                 <w:rFonts w:ascii="Times New Roman" w:hAnsi="Times New Roman" w:cs="Times New Roman"/>
-                <w:b/>
-                <w:bCs/>
                 <w:sz w:val="28"/>
                 <w:szCs w:val="28"/>
               </w:rPr>
@@ -3593,8 +3633,6 @@
             <w:r>
               <w:rPr>
                 <w:rFonts w:ascii="Times New Roman" w:hAnsi="Times New Roman" w:cs="Times New Roman"/>
-                <w:b/>
-                <w:bCs/>
                 <w:sz w:val="28"/>
                 <w:szCs w:val="28"/>
               </w:rPr>
@@ -3619,8 +3657,6 @@
               <w:jc w:val="center"/>
               <w:rPr>
                 <w:rFonts w:ascii="Times New Roman" w:hAnsi="Times New Roman" w:cs="Times New Roman"/>
-                <w:b/>
-                <w:bCs/>
                 <w:sz w:val="28"/>
                 <w:szCs w:val="28"/>
               </w:rPr>
@@ -3628,8 +3664,6 @@
             <w:r>
               <w:rPr>
                 <w:rFonts w:ascii="Times New Roman" w:hAnsi="Times New Roman" w:cs="Times New Roman"/>
-                <w:b/>
-                <w:bCs/>
                 <w:sz w:val="28"/>
                 <w:szCs w:val="28"/>
               </w:rPr>
@@ -3653,23 +3687,65 @@
       <w:r>
         <w:rPr>
           <w:rFonts w:ascii="Times New Roman" w:hAnsi="Times New Roman" w:cs="Times New Roman"/>
+          <w:sz w:val="28"/>
+          <w:szCs w:val="28"/>
+        </w:rPr>
+        <w:t>Из таблицы видно, что на шестом шаге член ряда становится равным 1.7</w:t>
+      </w:r>
+      <w:r>
+        <w:rPr>
+          <w:rFonts w:ascii="Cambria Math" w:hAnsi="Cambria Math" w:cs="Cambria Math"/>
+          <w:sz w:val="28"/>
+          <w:szCs w:val="28"/>
+        </w:rPr>
+        <w:t>⋅</w:t>
+      </w:r>
+      <w:r>
+        <w:rPr>
+          <w:rFonts w:ascii="Times New Roman" w:hAnsi="Times New Roman" w:cs="Times New Roman"/>
+          <w:sz w:val="28"/>
+          <w:szCs w:val="28"/>
+        </w:rPr>
+        <w:t>10−51.7</w:t>
+      </w:r>
+      <w:r>
+        <w:rPr>
+          <w:rFonts w:ascii="Cambria Math" w:hAnsi="Cambria Math" w:cs="Cambria Math"/>
+          <w:sz w:val="28"/>
+          <w:szCs w:val="28"/>
+        </w:rPr>
+        <w:t>⋅</w:t>
+      </w:r>
+      <w:r>
+        <w:rPr>
+          <w:rFonts w:ascii="Times New Roman" w:hAnsi="Times New Roman" w:cs="Times New Roman"/>
+          <w:sz w:val="28"/>
+          <w:szCs w:val="28"/>
+        </w:rPr>
+        <w:t>10−5, что меньше заданной точности. Следовательно, цикл прерывается, и программа выводит накопленную сумму, равную 0.829610.82961. Ручной расчет полностью совпадает с результатом работы программы, что подтверждает корректность алгоритма.</w:t>
+      </w:r>
+      <w:r>
+        <w:rPr>
+          <w:rFonts w:ascii="Times New Roman" w:hAnsi="Times New Roman" w:cs="Times New Roman"/>
           <w:b/>
           <w:bCs/>
           <w:sz w:val="28"/>
           <w:szCs w:val="28"/>
         </w:rPr>
-        <w:t>Из таблицы видно, что на шестом шаге член ряда становится равным 1.7</w:t>
-      </w:r>
-      <w:r>
-        <w:rPr>
-          <w:rFonts w:ascii="Cambria Math" w:hAnsi="Cambria Math" w:cs="Cambria Math"/>
+        <w:br/>
+      </w:r>
+    </w:p>
+    <w:p>
+      <w:pPr>
+        <w:jc w:val="center"/>
+        <w:rPr>
+          <w:rFonts w:ascii="Times New Roman" w:hAnsi="Times New Roman" w:cs="Times New Roman"/>
           <w:b/>
           <w:bCs/>
           <w:sz w:val="28"/>
           <w:szCs w:val="28"/>
         </w:rPr>
-        <w:t>⋅</w:t>
-      </w:r>
+      </w:pPr>
       <w:r>
         <w:rPr>
           <w:rFonts w:ascii="Times New Roman" w:hAnsi="Times New Roman" w:cs="Times New Roman"/>
@@ -3678,18 +3754,20 @@
           <w:sz w:val="28"/>
           <w:szCs w:val="28"/>
         </w:rPr>
-        <w:t>10−51.7</w:t>
-      </w:r>
-      <w:r>
-        <w:rPr>
-          <w:rFonts w:ascii="Cambria Math" w:hAnsi="Cambria Math" w:cs="Cambria Math"/>
+        <w:t>Анализ использования функции </w:t>
+      </w:r>
+      <w:proofErr w:type="spellStart"/>
+      <w:r>
+        <w:rPr>
+          <w:rFonts w:ascii="Times New Roman" w:hAnsi="Times New Roman" w:cs="Times New Roman"/>
           <w:b/>
           <w:bCs/>
           <w:sz w:val="28"/>
           <w:szCs w:val="28"/>
         </w:rPr>
-        <w:t>⋅</w:t>
-      </w:r>
+        <w:t>fabs</w:t>
+      </w:r>
+      <w:proofErr w:type="spellEnd"/>
       <w:r>
         <w:rPr>
           <w:rFonts w:ascii="Times New Roman" w:hAnsi="Times New Roman" w:cs="Times New Roman"/>
@@ -3698,16 +3776,6 @@
           <w:sz w:val="28"/>
           <w:szCs w:val="28"/>
         </w:rPr>
-        <w:t>10−5, что меньше заданной точности. Следовательно, цикл прерывается, и программа выводит накопленную сумму, равную 0.829610.82961. Ручной расчет полностью совпадает с результатом работы программы, что подтверждает корректность алгоритма.</w:t>
-      </w:r>
-      <w:r>
-        <w:rPr>
-          <w:rFonts w:ascii="Times New Roman" w:hAnsi="Times New Roman" w:cs="Times New Roman"/>
-          <w:b/>
-          <w:bCs/>
-          <w:sz w:val="28"/>
-          <w:szCs w:val="28"/>
-        </w:rPr>
         <w:br/>
       </w:r>
     </w:p>
@@ -3716,59 +3784,147 @@
         <w:jc w:val="center"/>
         <w:rPr>
           <w:rFonts w:ascii="Times New Roman" w:hAnsi="Times New Roman" w:cs="Times New Roman"/>
-          <w:b/>
-          <w:bCs/>
-          <w:sz w:val="28"/>
-          <w:szCs w:val="28"/>
-        </w:rPr>
-      </w:pPr>
-      <w:r>
-        <w:rPr>
-          <w:rFonts w:ascii="Times New Roman" w:hAnsi="Times New Roman" w:cs="Times New Roman"/>
-          <w:b/>
-          <w:bCs/>
-          <w:sz w:val="28"/>
-          <w:szCs w:val="28"/>
-        </w:rPr>
-        <w:t>Анализ использования функции fabs</w:t>
-      </w:r>
-      <w:r>
-        <w:rPr>
-          <w:rFonts w:ascii="Times New Roman" w:hAnsi="Times New Roman" w:cs="Times New Roman"/>
-          <w:b/>
-          <w:bCs/>
-          <w:sz w:val="28"/>
-          <w:szCs w:val="28"/>
-        </w:rPr>
-        <w:br/>
-      </w:r>
-    </w:p>
-    <w:p>
-      <w:pPr>
-        <w:jc w:val="center"/>
-        <w:rPr>
-          <w:rFonts w:ascii="Times New Roman" w:hAnsi="Times New Roman" w:cs="Times New Roman"/>
-          <w:b/>
-          <w:bCs/>
-          <w:sz w:val="28"/>
-          <w:szCs w:val="28"/>
-        </w:rPr>
-      </w:pPr>
-      <w:r>
-        <w:rPr>
-          <w:rFonts w:ascii="Times New Roman" w:hAnsi="Times New Roman" w:cs="Times New Roman"/>
-          <w:b/>
-          <w:bCs/>
-          <w:sz w:val="28"/>
-          <w:szCs w:val="28"/>
-        </w:rPr>
-        <w:t>В условии цикла используется запись while (fabs(a) &gt;= eps). Функция fabs из библиотеки &lt;cmath&gt; возвращает модуль числа. В данном варианте (15) все члены ряда положительные, поэтому использование модуля не является строго обязательным. Однако при решении задач на ряды часто встречаются знакочередующиеся ряды (например, с множителем (−1)n(−1)</w:t>
-      </w:r>
-      <w:r>
-        <w:rPr>
-          <w:rFonts w:ascii="Times New Roman" w:hAnsi="Times New Roman" w:cs="Times New Roman"/>
-          <w:b/>
-          <w:bCs/>
+          <w:sz w:val="28"/>
+          <w:szCs w:val="28"/>
+        </w:rPr>
+      </w:pPr>
+      <w:r>
+        <w:rPr>
+          <w:rFonts w:ascii="Times New Roman" w:hAnsi="Times New Roman" w:cs="Times New Roman"/>
+          <w:sz w:val="28"/>
+          <w:szCs w:val="28"/>
+        </w:rPr>
+        <w:t>В условии цикла используется запись </w:t>
+      </w:r>
+      <w:proofErr w:type="spellStart"/>
+      <w:r>
+        <w:rPr>
+          <w:rFonts w:ascii="Times New Roman" w:hAnsi="Times New Roman" w:cs="Times New Roman"/>
+          <w:sz w:val="28"/>
+          <w:szCs w:val="28"/>
+        </w:rPr>
+        <w:t>while</w:t>
+      </w:r>
+      <w:proofErr w:type="spellEnd"/>
+      <w:r>
+        <w:rPr>
+          <w:rFonts w:ascii="Times New Roman" w:hAnsi="Times New Roman" w:cs="Times New Roman"/>
+          <w:sz w:val="28"/>
+          <w:szCs w:val="28"/>
+        </w:rPr>
+        <w:t xml:space="preserve"> (</w:t>
+      </w:r>
+      <w:proofErr w:type="spellStart"/>
+      <w:r>
+        <w:rPr>
+          <w:rFonts w:ascii="Times New Roman" w:hAnsi="Times New Roman" w:cs="Times New Roman"/>
+          <w:sz w:val="28"/>
+          <w:szCs w:val="28"/>
+        </w:rPr>
+        <w:t>fabs</w:t>
+      </w:r>
+      <w:proofErr w:type="spellEnd"/>
+      <w:r>
+        <w:rPr>
+          <w:rFonts w:ascii="Times New Roman" w:hAnsi="Times New Roman" w:cs="Times New Roman"/>
+          <w:sz w:val="28"/>
+          <w:szCs w:val="28"/>
+        </w:rPr>
+        <w:t>(a</w:t>
+      </w:r>
+      <w:proofErr w:type="gramStart"/>
+      <w:r>
+        <w:rPr>
+          <w:rFonts w:ascii="Times New Roman" w:hAnsi="Times New Roman" w:cs="Times New Roman"/>
+          <w:sz w:val="28"/>
+          <w:szCs w:val="28"/>
+        </w:rPr>
+        <w:t>) &gt;</w:t>
+      </w:r>
+      <w:proofErr w:type="gramEnd"/>
+      <w:r>
+        <w:rPr>
+          <w:rFonts w:ascii="Times New Roman" w:hAnsi="Times New Roman" w:cs="Times New Roman"/>
+          <w:sz w:val="28"/>
+          <w:szCs w:val="28"/>
+        </w:rPr>
+        <w:t xml:space="preserve">= </w:t>
+      </w:r>
+      <w:proofErr w:type="spellStart"/>
+      <w:r>
+        <w:rPr>
+          <w:rFonts w:ascii="Times New Roman" w:hAnsi="Times New Roman" w:cs="Times New Roman"/>
+          <w:sz w:val="28"/>
+          <w:szCs w:val="28"/>
+        </w:rPr>
+        <w:t>eps</w:t>
+      </w:r>
+      <w:proofErr w:type="spellEnd"/>
+      <w:r>
+        <w:rPr>
+          <w:rFonts w:ascii="Times New Roman" w:hAnsi="Times New Roman" w:cs="Times New Roman"/>
+          <w:sz w:val="28"/>
+          <w:szCs w:val="28"/>
+        </w:rPr>
+        <w:t>). Функция </w:t>
+      </w:r>
+      <w:proofErr w:type="spellStart"/>
+      <w:r>
+        <w:rPr>
+          <w:rFonts w:ascii="Times New Roman" w:hAnsi="Times New Roman" w:cs="Times New Roman"/>
+          <w:sz w:val="28"/>
+          <w:szCs w:val="28"/>
+        </w:rPr>
+        <w:t>fabs</w:t>
+      </w:r>
+      <w:proofErr w:type="spellEnd"/>
+      <w:r>
+        <w:rPr>
+          <w:rFonts w:ascii="Times New Roman" w:hAnsi="Times New Roman" w:cs="Times New Roman"/>
+          <w:sz w:val="28"/>
+          <w:szCs w:val="28"/>
+        </w:rPr>
+        <w:t> из библиотеки &lt;</w:t>
+      </w:r>
+      <w:proofErr w:type="spellStart"/>
+      <w:r>
+        <w:rPr>
+          <w:rFonts w:ascii="Times New Roman" w:hAnsi="Times New Roman" w:cs="Times New Roman"/>
+          <w:sz w:val="28"/>
+          <w:szCs w:val="28"/>
+        </w:rPr>
+        <w:t>cmath</w:t>
+      </w:r>
+      <w:proofErr w:type="spellEnd"/>
+      <w:r>
+        <w:rPr>
+          <w:rFonts w:ascii="Times New Roman" w:hAnsi="Times New Roman" w:cs="Times New Roman"/>
+          <w:sz w:val="28"/>
+          <w:szCs w:val="28"/>
+        </w:rPr>
+        <w:t>&gt; возвращает модуль числа. В данном варианте (15) все члены ряда положительные, поэтому использование модуля не является строго обязательным. Однако при решении задач на ряды часто встречаются знакочередующиеся ряды (например, с множителем (−</w:t>
+      </w:r>
+      <w:proofErr w:type="gramStart"/>
+      <w:r>
+        <w:rPr>
+          <w:rFonts w:ascii="Times New Roman" w:hAnsi="Times New Roman" w:cs="Times New Roman"/>
+          <w:sz w:val="28"/>
+          <w:szCs w:val="28"/>
+        </w:rPr>
+        <w:t>1)n</w:t>
+      </w:r>
+      <w:proofErr w:type="gramEnd"/>
+      <w:r>
+        <w:rPr>
+          <w:rFonts w:ascii="Times New Roman" w:hAnsi="Times New Roman" w:cs="Times New Roman"/>
+          <w:sz w:val="28"/>
+          <w:szCs w:val="28"/>
+        </w:rPr>
+        <w:t>(−1)</w:t>
+      </w:r>
+      <w:r>
+        <w:rPr>
+          <w:rFonts w:ascii="Times New Roman" w:hAnsi="Times New Roman" w:cs="Times New Roman"/>
           <w:i/>
           <w:iCs/>
           <w:sz w:val="28"/>
@@ -3779,67 +3935,129 @@
       <w:r>
         <w:rPr>
           <w:rFonts w:ascii="Times New Roman" w:hAnsi="Times New Roman" w:cs="Times New Roman"/>
-          <w:b/>
-          <w:bCs/>
-          <w:sz w:val="28"/>
-          <w:szCs w:val="28"/>
-        </w:rPr>
-        <w:t xml:space="preserve">). Если в таком случае не использовать модуль, условие a &gt;= eps будет ложным для всех </w:t>
-      </w:r>
-      <w:r>
-        <w:rPr>
-          <w:rFonts w:ascii="Times New Roman" w:hAnsi="Times New Roman" w:cs="Times New Roman"/>
-          <w:b/>
-          <w:bCs/>
+          <w:sz w:val="28"/>
+          <w:szCs w:val="28"/>
+        </w:rPr>
+        <w:t>). Если в таком случае не использовать модуль, условие </w:t>
+      </w:r>
+      <w:proofErr w:type="gramStart"/>
+      <w:r>
+        <w:rPr>
+          <w:rFonts w:ascii="Times New Roman" w:hAnsi="Times New Roman" w:cs="Times New Roman"/>
+          <w:sz w:val="28"/>
+          <w:szCs w:val="28"/>
+        </w:rPr>
+        <w:t>a &gt;</w:t>
+      </w:r>
+      <w:proofErr w:type="gramEnd"/>
+      <w:r>
+        <w:rPr>
+          <w:rFonts w:ascii="Times New Roman" w:hAnsi="Times New Roman" w:cs="Times New Roman"/>
+          <w:sz w:val="28"/>
+          <w:szCs w:val="28"/>
+        </w:rPr>
+        <w:t xml:space="preserve">= </w:t>
+      </w:r>
+      <w:proofErr w:type="spellStart"/>
+      <w:r>
+        <w:rPr>
+          <w:rFonts w:ascii="Times New Roman" w:hAnsi="Times New Roman" w:cs="Times New Roman"/>
+          <w:sz w:val="28"/>
+          <w:szCs w:val="28"/>
+        </w:rPr>
+        <w:t>eps</w:t>
+      </w:r>
+      <w:proofErr w:type="spellEnd"/>
+      <w:r>
+        <w:rPr>
+          <w:rFonts w:ascii="Times New Roman" w:hAnsi="Times New Roman" w:cs="Times New Roman"/>
+          <w:sz w:val="28"/>
+          <w:szCs w:val="28"/>
+        </w:rPr>
+        <w:t> будет ложным для всех отрицательных чисел, и цикл завершится досрочно. Таким образом, применение </w:t>
+      </w:r>
+      <w:proofErr w:type="spellStart"/>
+      <w:r>
+        <w:rPr>
+          <w:rFonts w:ascii="Times New Roman" w:hAnsi="Times New Roman" w:cs="Times New Roman"/>
+          <w:sz w:val="28"/>
+          <w:szCs w:val="28"/>
+        </w:rPr>
+        <w:t>fabs</w:t>
+      </w:r>
+      <w:proofErr w:type="spellEnd"/>
+      <w:r>
+        <w:rPr>
+          <w:rFonts w:ascii="Times New Roman" w:hAnsi="Times New Roman" w:cs="Times New Roman"/>
+          <w:sz w:val="28"/>
+          <w:szCs w:val="28"/>
+        </w:rPr>
+        <w:t> делает алгоритм универсальным и математически корректным для любых типов рядов.</w:t>
+      </w:r>
+    </w:p>
+    <w:p>
+      <w:pPr>
+        <w:jc w:val="center"/>
+        <w:rPr>
+          <w:rFonts w:ascii="Times New Roman" w:hAnsi="Times New Roman" w:cs="Times New Roman"/>
+          <w:sz w:val="28"/>
+          <w:szCs w:val="28"/>
+        </w:rPr>
+      </w:pPr>
+      <w:r>
+        <w:rPr>
+          <w:rFonts w:ascii="Times New Roman" w:hAnsi="Times New Roman" w:cs="Times New Roman"/>
           <w:sz w:val="28"/>
           <w:szCs w:val="28"/>
         </w:rPr>
         <w:lastRenderedPageBreak/>
-        <w:t>отрицательных чисел, и цикл завершится досрочно. Таким образом, применение fabs делает алгоритм универсальным и математически корректным для любых типов рядов.</w:t>
-      </w:r>
-    </w:p>
-    <w:p>
-      <w:pPr>
-        <w:jc w:val="center"/>
-        <w:rPr>
-          <w:rFonts w:ascii="Times New Roman" w:hAnsi="Times New Roman" w:cs="Times New Roman"/>
-          <w:b/>
-          <w:bCs/>
-          <w:sz w:val="28"/>
-          <w:szCs w:val="28"/>
-        </w:rPr>
-      </w:pPr>
-      <w:r>
-        <w:rPr>
-          <w:rFonts w:ascii="Times New Roman" w:hAnsi="Times New Roman" w:cs="Times New Roman"/>
-          <w:b/>
-          <w:bCs/>
-          <w:sz w:val="28"/>
-          <w:szCs w:val="28"/>
-        </w:rPr>
-        <w:t>Анализ порядка операторов в теле цикла</w:t>
-      </w:r>
-    </w:p>
-    <w:p>
-      <w:pPr>
-        <w:jc w:val="center"/>
-        <w:rPr>
-          <w:rFonts w:ascii="Times New Roman" w:hAnsi="Times New Roman" w:cs="Times New Roman"/>
-          <w:b/>
-          <w:bCs/>
-          <w:sz w:val="28"/>
-          <w:szCs w:val="28"/>
-        </w:rPr>
-      </w:pPr>
-      <w:r>
-        <w:rPr>
-          <w:rFonts w:ascii="Times New Roman" w:hAnsi="Times New Roman" w:cs="Times New Roman"/>
-          <w:b/>
-          <w:bCs/>
-          <w:sz w:val="28"/>
-          <w:szCs w:val="28"/>
-        </w:rPr>
-        <w:t>В теле цикла операторы расположены в следующем порядке:</w:t>
+        <w:t xml:space="preserve">Анализ порядка операторов в </w:t>
+      </w:r>
+      <w:proofErr w:type="gramStart"/>
+      <w:r>
+        <w:rPr>
+          <w:rFonts w:ascii="Times New Roman" w:hAnsi="Times New Roman" w:cs="Times New Roman"/>
+          <w:sz w:val="28"/>
+          <w:szCs w:val="28"/>
+        </w:rPr>
+        <w:t>теле цикла</w:t>
+      </w:r>
+      <w:proofErr w:type="gramEnd"/>
+    </w:p>
+    <w:p>
+      <w:pPr>
+        <w:jc w:val="center"/>
+        <w:rPr>
+          <w:rFonts w:ascii="Times New Roman" w:hAnsi="Times New Roman" w:cs="Times New Roman"/>
+          <w:sz w:val="28"/>
+          <w:szCs w:val="28"/>
+        </w:rPr>
+      </w:pPr>
+      <w:r>
+        <w:rPr>
+          <w:rFonts w:ascii="Times New Roman" w:hAnsi="Times New Roman" w:cs="Times New Roman"/>
+          <w:sz w:val="28"/>
+          <w:szCs w:val="28"/>
+        </w:rPr>
+        <w:t xml:space="preserve">В </w:t>
+      </w:r>
+      <w:proofErr w:type="gramStart"/>
+      <w:r>
+        <w:rPr>
+          <w:rFonts w:ascii="Times New Roman" w:hAnsi="Times New Roman" w:cs="Times New Roman"/>
+          <w:sz w:val="28"/>
+          <w:szCs w:val="28"/>
+        </w:rPr>
+        <w:t>теле цикла</w:t>
+      </w:r>
+      <w:proofErr w:type="gramEnd"/>
+      <w:r>
+        <w:rPr>
+          <w:rFonts w:ascii="Times New Roman" w:hAnsi="Times New Roman" w:cs="Times New Roman"/>
+          <w:sz w:val="28"/>
+          <w:szCs w:val="28"/>
+        </w:rPr>
+        <w:t xml:space="preserve"> операторы расположены в следующем порядке:</w:t>
       </w:r>
     </w:p>
     <w:p>
@@ -3851,21 +4069,27 @@
         <w:jc w:val="center"/>
         <w:rPr>
           <w:rFonts w:ascii="Times New Roman" w:hAnsi="Times New Roman" w:cs="Times New Roman"/>
-          <w:b/>
-          <w:bCs/>
-          <w:sz w:val="28"/>
-          <w:szCs w:val="28"/>
-        </w:rPr>
-      </w:pPr>
-      <w:r>
-        <w:rPr>
-          <w:rFonts w:ascii="Times New Roman" w:hAnsi="Times New Roman" w:cs="Times New Roman"/>
-          <w:b/>
-          <w:bCs/>
-          <w:sz w:val="28"/>
-          <w:szCs w:val="28"/>
-        </w:rPr>
-        <w:t>sum += a; — добавление текущего члена к сумме.</w:t>
+          <w:sz w:val="28"/>
+          <w:szCs w:val="28"/>
+        </w:rPr>
+      </w:pPr>
+      <w:proofErr w:type="spellStart"/>
+      <w:r>
+        <w:rPr>
+          <w:rFonts w:ascii="Times New Roman" w:hAnsi="Times New Roman" w:cs="Times New Roman"/>
+          <w:sz w:val="28"/>
+          <w:szCs w:val="28"/>
+        </w:rPr>
+        <w:t>sum</w:t>
+      </w:r>
+      <w:proofErr w:type="spellEnd"/>
+      <w:r>
+        <w:rPr>
+          <w:rFonts w:ascii="Times New Roman" w:hAnsi="Times New Roman" w:cs="Times New Roman"/>
+          <w:sz w:val="28"/>
+          <w:szCs w:val="28"/>
+        </w:rPr>
+        <w:t xml:space="preserve"> += a; — добавление текущего члена к сумме.</w:t>
       </w:r>
     </w:p>
     <w:p>
@@ -3877,17 +4101,13 @@
         <w:jc w:val="center"/>
         <w:rPr>
           <w:rFonts w:ascii="Times New Roman" w:hAnsi="Times New Roman" w:cs="Times New Roman"/>
-          <w:b/>
-          <w:bCs/>
-          <w:sz w:val="28"/>
-          <w:szCs w:val="28"/>
-        </w:rPr>
-      </w:pPr>
-      <w:r>
-        <w:rPr>
-          <w:rFonts w:ascii="Times New Roman" w:hAnsi="Times New Roman" w:cs="Times New Roman"/>
-          <w:b/>
-          <w:bCs/>
+          <w:sz w:val="28"/>
+          <w:szCs w:val="28"/>
+        </w:rPr>
+      </w:pPr>
+      <w:r>
+        <w:rPr>
+          <w:rFonts w:ascii="Times New Roman" w:hAnsi="Times New Roman" w:cs="Times New Roman"/>
           <w:sz w:val="28"/>
           <w:szCs w:val="28"/>
         </w:rPr>
@@ -3903,6 +4123,254 @@
         <w:jc w:val="center"/>
         <w:rPr>
           <w:rFonts w:ascii="Times New Roman" w:hAnsi="Times New Roman" w:cs="Times New Roman"/>
+          <w:sz w:val="28"/>
+          <w:szCs w:val="28"/>
+        </w:rPr>
+      </w:pPr>
+      <w:r>
+        <w:rPr>
+          <w:rFonts w:ascii="Times New Roman" w:hAnsi="Times New Roman" w:cs="Times New Roman"/>
+          <w:sz w:val="28"/>
+          <w:szCs w:val="28"/>
+        </w:rPr>
+        <w:t xml:space="preserve">a = a * (n * n) / </w:t>
+      </w:r>
+      <w:proofErr w:type="spellStart"/>
+      <w:proofErr w:type="gramStart"/>
+      <w:r>
+        <w:rPr>
+          <w:rFonts w:ascii="Times New Roman" w:hAnsi="Times New Roman" w:cs="Times New Roman"/>
+          <w:sz w:val="28"/>
+          <w:szCs w:val="28"/>
+        </w:rPr>
+        <w:t>pow</w:t>
+      </w:r>
+      <w:proofErr w:type="spellEnd"/>
+      <w:r>
+        <w:rPr>
+          <w:rFonts w:ascii="Times New Roman" w:hAnsi="Times New Roman" w:cs="Times New Roman"/>
+          <w:sz w:val="28"/>
+          <w:szCs w:val="28"/>
+        </w:rPr>
+        <w:t>(</w:t>
+      </w:r>
+      <w:proofErr w:type="gramEnd"/>
+      <w:r>
+        <w:rPr>
+          <w:rFonts w:ascii="Times New Roman" w:hAnsi="Times New Roman" w:cs="Times New Roman"/>
+          <w:sz w:val="28"/>
+          <w:szCs w:val="28"/>
+        </w:rPr>
+        <w:t>2.0, 2 * n - 1); — вычисление следующего члена.</w:t>
+      </w:r>
+    </w:p>
+    <w:p>
+      <w:pPr>
+        <w:jc w:val="center"/>
+        <w:rPr>
+          <w:rFonts w:ascii="Times New Roman" w:hAnsi="Times New Roman" w:cs="Times New Roman"/>
+          <w:sz w:val="28"/>
+          <w:szCs w:val="28"/>
+        </w:rPr>
+      </w:pPr>
+      <w:r>
+        <w:rPr>
+          <w:rFonts w:ascii="Times New Roman" w:hAnsi="Times New Roman" w:cs="Times New Roman"/>
+          <w:sz w:val="28"/>
+          <w:szCs w:val="28"/>
+        </w:rPr>
+        <w:t>Такой порядок принципиально важен. Если пересчитать a до добавления в сумму, то в сумму попадет член, который уже меньше </w:t>
+      </w:r>
+      <w:proofErr w:type="spellStart"/>
+      <w:r>
+        <w:rPr>
+          <w:rFonts w:ascii="Times New Roman" w:hAnsi="Times New Roman" w:cs="Times New Roman"/>
+          <w:sz w:val="28"/>
+          <w:szCs w:val="28"/>
+        </w:rPr>
+        <w:t>ε</w:t>
+      </w:r>
+      <w:r>
+        <w:rPr>
+          <w:rFonts w:ascii="Times New Roman" w:hAnsi="Times New Roman" w:cs="Times New Roman"/>
+          <w:i/>
+          <w:iCs/>
+          <w:sz w:val="28"/>
+          <w:szCs w:val="28"/>
+        </w:rPr>
+        <w:t>ε</w:t>
+      </w:r>
+      <w:proofErr w:type="spellEnd"/>
+      <w:r>
+        <w:rPr>
+          <w:rFonts w:ascii="Times New Roman" w:hAnsi="Times New Roman" w:cs="Times New Roman"/>
+          <w:sz w:val="28"/>
+          <w:szCs w:val="28"/>
+        </w:rPr>
+        <w:t>. По условию задачи точность считается достигнутой, если </w:t>
+      </w:r>
+      <w:proofErr w:type="spellStart"/>
+      <w:proofErr w:type="gramStart"/>
+      <w:r>
+        <w:rPr>
+          <w:rFonts w:ascii="Times New Roman" w:hAnsi="Times New Roman" w:cs="Times New Roman"/>
+          <w:sz w:val="28"/>
+          <w:szCs w:val="28"/>
+        </w:rPr>
+        <w:t>an</w:t>
+      </w:r>
+      <w:proofErr w:type="spellEnd"/>
+      <w:r>
+        <w:rPr>
+          <w:rFonts w:ascii="Times New Roman" w:hAnsi="Times New Roman" w:cs="Times New Roman"/>
+          <w:sz w:val="28"/>
+          <w:szCs w:val="28"/>
+        </w:rPr>
+        <w:t>&lt;</w:t>
+      </w:r>
+      <w:proofErr w:type="spellStart"/>
+      <w:proofErr w:type="gramEnd"/>
+      <w:r>
+        <w:rPr>
+          <w:rFonts w:ascii="Times New Roman" w:hAnsi="Times New Roman" w:cs="Times New Roman"/>
+          <w:sz w:val="28"/>
+          <w:szCs w:val="28"/>
+        </w:rPr>
+        <w:t>ε</w:t>
+      </w:r>
+      <w:r>
+        <w:rPr>
+          <w:rFonts w:ascii="Times New Roman" w:hAnsi="Times New Roman" w:cs="Times New Roman"/>
+          <w:i/>
+          <w:iCs/>
+          <w:sz w:val="28"/>
+          <w:szCs w:val="28"/>
+        </w:rPr>
+        <w:t>an</w:t>
+      </w:r>
+      <w:proofErr w:type="spellEnd"/>
+      <w:r>
+        <w:rPr>
+          <w:rFonts w:ascii="Times New Roman" w:hAnsi="Times New Roman" w:cs="Times New Roman"/>
+          <w:sz w:val="28"/>
+          <w:szCs w:val="28"/>
+        </w:rPr>
+        <w:t>​&lt;</w:t>
+      </w:r>
+      <w:r>
+        <w:rPr>
+          <w:rFonts w:ascii="Times New Roman" w:hAnsi="Times New Roman" w:cs="Times New Roman"/>
+          <w:i/>
+          <w:iCs/>
+          <w:sz w:val="28"/>
+          <w:szCs w:val="28"/>
+        </w:rPr>
+        <w:t>ε</w:t>
+      </w:r>
+      <w:r>
+        <w:rPr>
+          <w:rFonts w:ascii="Times New Roman" w:hAnsi="Times New Roman" w:cs="Times New Roman"/>
+          <w:sz w:val="28"/>
+          <w:szCs w:val="28"/>
+        </w:rPr>
+        <w:t>, поэтому последний (маленький) член не должен входить в итоговую сумму. Текущая реализация гарантирует, что суммируются только те члены, которые больше или равны заданной точности.</w:t>
+      </w:r>
+    </w:p>
+    <w:p>
+      <w:pPr>
+        <w:jc w:val="center"/>
+        <w:rPr>
+          <w:rFonts w:ascii="Times New Roman" w:hAnsi="Times New Roman" w:cs="Times New Roman"/>
+          <w:sz w:val="28"/>
+          <w:szCs w:val="28"/>
+        </w:rPr>
+      </w:pPr>
+      <w:r>
+        <w:rPr>
+          <w:rFonts w:ascii="Times New Roman" w:hAnsi="Times New Roman" w:cs="Times New Roman"/>
+          <w:sz w:val="28"/>
+          <w:szCs w:val="28"/>
+        </w:rPr>
+        <w:t>Анализ выбора типа данных и рекуррентной формулы</w:t>
+      </w:r>
+    </w:p>
+    <w:p>
+      <w:pPr>
+        <w:jc w:val="center"/>
+        <w:rPr>
+          <w:rFonts w:ascii="Times New Roman" w:hAnsi="Times New Roman" w:cs="Times New Roman"/>
+          <w:sz w:val="28"/>
+          <w:szCs w:val="28"/>
+        </w:rPr>
+      </w:pPr>
+      <w:r>
+        <w:rPr>
+          <w:rFonts w:ascii="Times New Roman" w:hAnsi="Times New Roman" w:cs="Times New Roman"/>
+          <w:sz w:val="28"/>
+          <w:szCs w:val="28"/>
+        </w:rPr>
+        <w:t>Для хранения переменных используется тип </w:t>
+      </w:r>
+      <w:proofErr w:type="spellStart"/>
+      <w:r>
+        <w:rPr>
+          <w:rFonts w:ascii="Times New Roman" w:hAnsi="Times New Roman" w:cs="Times New Roman"/>
+          <w:sz w:val="28"/>
+          <w:szCs w:val="28"/>
+        </w:rPr>
+        <w:t>double</w:t>
+      </w:r>
+      <w:proofErr w:type="spellEnd"/>
+      <w:r>
+        <w:rPr>
+          <w:rFonts w:ascii="Times New Roman" w:hAnsi="Times New Roman" w:cs="Times New Roman"/>
+          <w:sz w:val="28"/>
+          <w:szCs w:val="28"/>
+        </w:rPr>
+        <w:t>. В лабораторной работе №1 было показано, что тип </w:t>
+      </w:r>
+      <w:proofErr w:type="spellStart"/>
+      <w:r>
+        <w:rPr>
+          <w:rFonts w:ascii="Times New Roman" w:hAnsi="Times New Roman" w:cs="Times New Roman"/>
+          <w:sz w:val="28"/>
+          <w:szCs w:val="28"/>
+        </w:rPr>
+        <w:t>float</w:t>
+      </w:r>
+      <w:proofErr w:type="spellEnd"/>
+      <w:r>
+        <w:rPr>
+          <w:rFonts w:ascii="Times New Roman" w:hAnsi="Times New Roman" w:cs="Times New Roman"/>
+          <w:sz w:val="28"/>
+          <w:szCs w:val="28"/>
+        </w:rPr>
+        <w:t> имеет недостаточную точность (около 7 значащих цифр) и может приводить к существенным ошибкам при вычислениях. Хотя в данной задаче значения не превышают единицы, использование </w:t>
+      </w:r>
+      <w:proofErr w:type="spellStart"/>
+      <w:r>
+        <w:rPr>
+          <w:rFonts w:ascii="Times New Roman" w:hAnsi="Times New Roman" w:cs="Times New Roman"/>
+          <w:sz w:val="28"/>
+          <w:szCs w:val="28"/>
+        </w:rPr>
+        <w:t>double</w:t>
+      </w:r>
+      <w:proofErr w:type="spellEnd"/>
+      <w:r>
+        <w:rPr>
+          <w:rFonts w:ascii="Times New Roman" w:hAnsi="Times New Roman" w:cs="Times New Roman"/>
+          <w:sz w:val="28"/>
+          <w:szCs w:val="28"/>
+        </w:rPr>
+        <w:t> обеспечивает необходимый запас точности и исключает появление ошибок округления.</w:t>
+      </w:r>
+    </w:p>
+    <w:p>
+      <w:pPr>
+        <w:jc w:val="center"/>
+        <w:rPr>
+          <w:rFonts w:ascii="Times New Roman" w:hAnsi="Times New Roman" w:cs="Times New Roman"/>
           <w:b/>
           <w:bCs/>
           <w:sz w:val="28"/>
@@ -3912,318 +4380,92 @@
       <w:r>
         <w:rPr>
           <w:rFonts w:ascii="Times New Roman" w:hAnsi="Times New Roman" w:cs="Times New Roman"/>
+          <w:sz w:val="28"/>
+          <w:szCs w:val="28"/>
+        </w:rPr>
+        <w:t>Прямое вычисление членов ряда по исходной формуле </w:t>
+      </w:r>
+      <w:proofErr w:type="spellStart"/>
+      <w:r>
+        <w:rPr>
+          <w:rFonts w:ascii="Times New Roman" w:hAnsi="Times New Roman" w:cs="Times New Roman"/>
+          <w:sz w:val="28"/>
+          <w:szCs w:val="28"/>
+        </w:rPr>
+        <w:t>an</w:t>
+      </w:r>
+      <w:proofErr w:type="spellEnd"/>
+      <w:r>
+        <w:rPr>
+          <w:rFonts w:ascii="Times New Roman" w:hAnsi="Times New Roman" w:cs="Times New Roman"/>
+          <w:sz w:val="28"/>
+          <w:szCs w:val="28"/>
+        </w:rPr>
+        <w:t>=(n!)22n2</w:t>
+      </w:r>
+      <w:r>
+        <w:rPr>
+          <w:rFonts w:ascii="Times New Roman" w:hAnsi="Times New Roman" w:cs="Times New Roman"/>
+          <w:i/>
+          <w:iCs/>
+          <w:sz w:val="28"/>
+          <w:szCs w:val="28"/>
+        </w:rPr>
+        <w:t>an</w:t>
+      </w:r>
+      <w:r>
+        <w:rPr>
+          <w:rFonts w:ascii="Times New Roman" w:hAnsi="Times New Roman" w:cs="Times New Roman"/>
+          <w:sz w:val="28"/>
+          <w:szCs w:val="28"/>
+        </w:rPr>
+        <w:t>​=2</w:t>
+      </w:r>
+      <w:r>
+        <w:rPr>
+          <w:rFonts w:ascii="Times New Roman" w:hAnsi="Times New Roman" w:cs="Times New Roman"/>
+          <w:i/>
+          <w:iCs/>
+          <w:sz w:val="28"/>
+          <w:szCs w:val="28"/>
+        </w:rPr>
+        <w:t>n</w:t>
+      </w:r>
+      <w:r>
+        <w:rPr>
+          <w:rFonts w:ascii="Times New Roman" w:hAnsi="Times New Roman" w:cs="Times New Roman"/>
+          <w:sz w:val="28"/>
+          <w:szCs w:val="28"/>
+        </w:rPr>
+        <w:t>2(</w:t>
+      </w:r>
+      <w:r>
+        <w:rPr>
+          <w:rFonts w:ascii="Times New Roman" w:hAnsi="Times New Roman" w:cs="Times New Roman"/>
+          <w:i/>
+          <w:iCs/>
+          <w:sz w:val="28"/>
+          <w:szCs w:val="28"/>
+        </w:rPr>
+        <w:t>n</w:t>
+      </w:r>
+      <w:r>
+        <w:rPr>
+          <w:rFonts w:ascii="Times New Roman" w:hAnsi="Times New Roman" w:cs="Times New Roman"/>
+          <w:sz w:val="28"/>
+          <w:szCs w:val="28"/>
+        </w:rPr>
+        <w:t>!)2​ привело бы к быстрому переполнению типов данных: факториал растет экспоненциально (например, 13!13! уже превышает максимальное значение 32-битного целого числа). Использование рекуррентной формулы сводит вычисление каждого нового члена к одному умножению и одному делению, что исключает переполнение и повышает скорость работы программы.</w:t>
+      </w:r>
+      <w:r>
+        <w:rPr>
+          <w:rFonts w:ascii="Times New Roman" w:hAnsi="Times New Roman" w:cs="Times New Roman"/>
           <w:b/>
           <w:bCs/>
           <w:sz w:val="28"/>
           <w:szCs w:val="28"/>
         </w:rPr>
-        <w:t>a = a * (n * n) / pow(2.0, 2 * n - 1); — вычисление следующего члена.</w:t>
-      </w:r>
-    </w:p>
-    <w:p>
-      <w:pPr>
-        <w:jc w:val="center"/>
-        <w:rPr>
-          <w:rFonts w:ascii="Times New Roman" w:hAnsi="Times New Roman" w:cs="Times New Roman"/>
-          <w:b/>
-          <w:bCs/>
-          <w:sz w:val="28"/>
-          <w:szCs w:val="28"/>
-        </w:rPr>
-      </w:pPr>
-      <w:r>
-        <w:rPr>
-          <w:rFonts w:ascii="Times New Roman" w:hAnsi="Times New Roman" w:cs="Times New Roman"/>
-          <w:b/>
-          <w:bCs/>
-          <w:sz w:val="28"/>
-          <w:szCs w:val="28"/>
-        </w:rPr>
-        <w:t>Такой порядок принципиально важен. Если пересчитать a до добавления в сумму, то в сумму попадет член, который уже меньше ε</w:t>
-      </w:r>
-      <w:r>
-        <w:rPr>
-          <w:rFonts w:ascii="Times New Roman" w:hAnsi="Times New Roman" w:cs="Times New Roman"/>
-          <w:b/>
-          <w:bCs/>
-          <w:i/>
-          <w:iCs/>
-          <w:sz w:val="28"/>
-          <w:szCs w:val="28"/>
-        </w:rPr>
-        <w:t>ε</w:t>
-      </w:r>
-      <w:r>
-        <w:rPr>
-          <w:rFonts w:ascii="Times New Roman" w:hAnsi="Times New Roman" w:cs="Times New Roman"/>
-          <w:b/>
-          <w:bCs/>
-          <w:sz w:val="28"/>
-          <w:szCs w:val="28"/>
-        </w:rPr>
-        <w:t>. По условию задачи точность считается достигнутой, если an&lt;ε</w:t>
-      </w:r>
-      <w:r>
-        <w:rPr>
-          <w:rFonts w:ascii="Times New Roman" w:hAnsi="Times New Roman" w:cs="Times New Roman"/>
-          <w:b/>
-          <w:bCs/>
-          <w:i/>
-          <w:iCs/>
-          <w:sz w:val="28"/>
-          <w:szCs w:val="28"/>
-        </w:rPr>
-        <w:t>an</w:t>
-      </w:r>
-      <w:r>
-        <w:rPr>
-          <w:rFonts w:ascii="Times New Roman" w:hAnsi="Times New Roman" w:cs="Times New Roman"/>
-          <w:b/>
-          <w:bCs/>
-          <w:sz w:val="28"/>
-          <w:szCs w:val="28"/>
-        </w:rPr>
-        <w:t>​&lt;</w:t>
-      </w:r>
-      <w:r>
-        <w:rPr>
-          <w:rFonts w:ascii="Times New Roman" w:hAnsi="Times New Roman" w:cs="Times New Roman"/>
-          <w:b/>
-          <w:bCs/>
-          <w:i/>
-          <w:iCs/>
-          <w:sz w:val="28"/>
-          <w:szCs w:val="28"/>
-        </w:rPr>
-        <w:t>ε</w:t>
-      </w:r>
-      <w:r>
-        <w:rPr>
-          <w:rFonts w:ascii="Times New Roman" w:hAnsi="Times New Roman" w:cs="Times New Roman"/>
-          <w:b/>
-          <w:bCs/>
-          <w:sz w:val="28"/>
-          <w:szCs w:val="28"/>
-        </w:rPr>
-        <w:t>, поэтому последний (маленький) член не должен входить в итоговую сумму. Текущая реализация гарантирует, что суммируются только те члены, которые больше или равны заданной точности.</w:t>
-      </w:r>
-    </w:p>
-    <w:p>
-      <w:pPr>
-        <w:jc w:val="center"/>
-        <w:rPr>
-          <w:rFonts w:ascii="Times New Roman" w:hAnsi="Times New Roman" w:cs="Times New Roman"/>
-          <w:b/>
-          <w:bCs/>
-          <w:sz w:val="28"/>
-          <w:szCs w:val="28"/>
-        </w:rPr>
-      </w:pPr>
-      <w:r>
-        <w:rPr>
-          <w:rFonts w:ascii="Times New Roman" w:hAnsi="Times New Roman" w:cs="Times New Roman"/>
-          <w:b/>
-          <w:bCs/>
-          <w:sz w:val="28"/>
-          <w:szCs w:val="28"/>
-        </w:rPr>
-        <w:t>Анализ выбора типа данных и рекуррентной формулы</w:t>
-      </w:r>
-    </w:p>
-    <w:p>
-      <w:pPr>
-        <w:jc w:val="center"/>
-        <w:rPr>
-          <w:rFonts w:ascii="Times New Roman" w:hAnsi="Times New Roman" w:cs="Times New Roman"/>
-          <w:b/>
-          <w:bCs/>
-          <w:sz w:val="28"/>
-          <w:szCs w:val="28"/>
-        </w:rPr>
-      </w:pPr>
-      <w:r>
-        <w:rPr>
-          <w:rFonts w:ascii="Times New Roman" w:hAnsi="Times New Roman" w:cs="Times New Roman"/>
-          <w:b/>
-          <w:bCs/>
-          <w:sz w:val="28"/>
-          <w:szCs w:val="28"/>
-        </w:rPr>
-        <w:t>Для хранения переменных используется тип double. В лабораторной работе №1 было показано, что тип float имеет недостаточную точность (около 7 значащих цифр) и может приводить к существенным ошибкам при вычислениях. Хотя в данной задаче значения не превышают единицы, использование double обеспечивает необходимый запас точности и исключает появление ошибок округления.</w:t>
-      </w:r>
-    </w:p>
-    <w:p>
-      <w:pPr>
-        <w:jc w:val="center"/>
-        <w:rPr>
-          <w:rFonts w:ascii="Times New Roman" w:hAnsi="Times New Roman" w:cs="Times New Roman"/>
-          <w:b/>
-          <w:bCs/>
-          <w:sz w:val="28"/>
-          <w:szCs w:val="28"/>
-        </w:rPr>
-      </w:pPr>
-      <w:r>
-        <w:rPr>
-          <w:rFonts w:ascii="Times New Roman" w:hAnsi="Times New Roman" w:cs="Times New Roman"/>
-          <w:b/>
-          <w:bCs/>
-          <w:sz w:val="28"/>
-          <w:szCs w:val="28"/>
-        </w:rPr>
-        <w:t>Прямое вычисление членов ряда по исходной формуле an=(n!)22n2</w:t>
-      </w:r>
-      <w:r>
-        <w:rPr>
-          <w:rFonts w:ascii="Times New Roman" w:hAnsi="Times New Roman" w:cs="Times New Roman"/>
-          <w:b/>
-          <w:bCs/>
-          <w:i/>
-          <w:iCs/>
-          <w:sz w:val="28"/>
-          <w:szCs w:val="28"/>
-        </w:rPr>
-        <w:t>an</w:t>
-      </w:r>
-      <w:r>
-        <w:rPr>
-          <w:rFonts w:ascii="Times New Roman" w:hAnsi="Times New Roman" w:cs="Times New Roman"/>
-          <w:b/>
-          <w:bCs/>
-          <w:sz w:val="28"/>
-          <w:szCs w:val="28"/>
-        </w:rPr>
-        <w:t>​=2</w:t>
-      </w:r>
-      <w:r>
-        <w:rPr>
-          <w:rFonts w:ascii="Times New Roman" w:hAnsi="Times New Roman" w:cs="Times New Roman"/>
-          <w:b/>
-          <w:bCs/>
-          <w:i/>
-          <w:iCs/>
-          <w:sz w:val="28"/>
-          <w:szCs w:val="28"/>
-        </w:rPr>
-        <w:t>n</w:t>
-      </w:r>
-      <w:r>
-        <w:rPr>
-          <w:rFonts w:ascii="Times New Roman" w:hAnsi="Times New Roman" w:cs="Times New Roman"/>
-          <w:b/>
-          <w:bCs/>
-          <w:sz w:val="28"/>
-          <w:szCs w:val="28"/>
-        </w:rPr>
-        <w:t>2(</w:t>
-      </w:r>
-      <w:r>
-        <w:rPr>
-          <w:rFonts w:ascii="Times New Roman" w:hAnsi="Times New Roman" w:cs="Times New Roman"/>
-          <w:b/>
-          <w:bCs/>
-          <w:i/>
-          <w:iCs/>
-          <w:sz w:val="28"/>
-          <w:szCs w:val="28"/>
-        </w:rPr>
-        <w:t>n</w:t>
-      </w:r>
-      <w:r>
-        <w:rPr>
-          <w:rFonts w:ascii="Times New Roman" w:hAnsi="Times New Roman" w:cs="Times New Roman"/>
-          <w:b/>
-          <w:bCs/>
-          <w:sz w:val="28"/>
-          <w:szCs w:val="28"/>
-        </w:rPr>
-        <w:t>!)2​ привело бы к быстрому переполнению типов данных: факториал растет экспоненциально (например, 13!13! уже превышает максимальное значение 32-битного целого числа). Использование рекуррентной формулы сводит вычисление каждого нового члена к одному умножению и одному делению, что исключает переполнение и повышает скорость работы программы.</w:t>
-      </w:r>
-      <w:r>
-        <w:rPr>
-          <w:rFonts w:ascii="Times New Roman" w:hAnsi="Times New Roman" w:cs="Times New Roman"/>
-          <w:b/>
-          <w:bCs/>
-          <w:sz w:val="28"/>
-          <w:szCs w:val="28"/>
-        </w:rPr>
         <w:br/>
-      </w:r>
-    </w:p>
-    <w:p>
-      <w:pPr>
-        <w:jc w:val="center"/>
-        <w:rPr>
-          <w:rFonts w:ascii="Times New Roman" w:hAnsi="Times New Roman" w:cs="Times New Roman"/>
-          <w:b/>
-          <w:bCs/>
-          <w:sz w:val="28"/>
-          <w:szCs w:val="28"/>
-        </w:rPr>
-      </w:pPr>
-      <w:r>
-        <w:rPr>
-          <w:rFonts w:ascii="Times New Roman" w:hAnsi="Times New Roman" w:cs="Times New Roman"/>
-          <w:b/>
-          <w:bCs/>
-          <w:sz w:val="28"/>
-          <w:szCs w:val="28"/>
-        </w:rPr>
-        <w:t>Вывод</w:t>
-      </w:r>
-      <w:r>
-        <w:rPr>
-          <w:rFonts w:ascii="Times New Roman" w:hAnsi="Times New Roman" w:cs="Times New Roman"/>
-          <w:b/>
-          <w:bCs/>
-          <w:sz w:val="28"/>
-          <w:szCs w:val="28"/>
-        </w:rPr>
-        <w:br/>
-      </w:r>
-    </w:p>
-    <w:p>
-      <w:pPr>
-        <w:jc w:val="center"/>
-        <w:rPr>
-          <w:rFonts w:ascii="Times New Roman" w:hAnsi="Times New Roman" w:cs="Times New Roman"/>
-          <w:b/>
-          <w:bCs/>
-          <w:sz w:val="28"/>
-          <w:szCs w:val="28"/>
-        </w:rPr>
-      </w:pPr>
-      <w:r>
-        <w:rPr>
-          <w:rFonts w:ascii="Times New Roman" w:hAnsi="Times New Roman" w:cs="Times New Roman"/>
-          <w:b/>
-          <w:bCs/>
-          <w:sz w:val="28"/>
-          <w:szCs w:val="28"/>
-        </w:rPr>
-        <w:t>Результаты работы программы совпадают с ручным расчетом. Сумма ряда с точностью ε=10−4</w:t>
-      </w:r>
-      <w:r>
-        <w:rPr>
-          <w:rFonts w:ascii="Times New Roman" w:hAnsi="Times New Roman" w:cs="Times New Roman"/>
-          <w:b/>
-          <w:bCs/>
-          <w:i/>
-          <w:iCs/>
-          <w:sz w:val="28"/>
-          <w:szCs w:val="28"/>
-        </w:rPr>
-        <w:t>ε</w:t>
-      </w:r>
-      <w:r>
-        <w:rPr>
-          <w:rFonts w:ascii="Times New Roman" w:hAnsi="Times New Roman" w:cs="Times New Roman"/>
-          <w:b/>
-          <w:bCs/>
-          <w:sz w:val="28"/>
-          <w:szCs w:val="28"/>
-        </w:rPr>
-        <w:t>=10−4 составляет 0.829610.82961. Для достижения заданной точности потребовалось 6 итераций. Все элементы программы (выбор цикла, порядок операторов, тип данных) обоснованы и обеспечивают корректное решение поставленной задачи.</w:t>
       </w:r>
     </w:p>
     <w:p>
@@ -4990,6 +5232,7 @@
   <w:style w:type="character" w:default="1" w:styleId="a0">
     <w:name w:val="Default Paragraph Font"/>
     <w:uiPriority w:val="1"/>
+    <w:semiHidden/>
     <w:unhideWhenUsed/>
   </w:style>
   <w:style w:type="table" w:default="1" w:styleId="a1">
